--- a/2026-2/eng-software-II/Stack de desenvolvimento.docx
+++ b/2026-2/eng-software-II/Stack de desenvolvimento.docx
@@ -381,7 +381,7 @@
       <w:pPr>
         <w:pStyle w:val="Ttulo-RESUMOABSTREFAPEND"/>
       </w:pPr>
-      <w:bookmarkStart w:id="0" w:name="_Toc240127535"/>
+      <w:bookmarkStart w:id="0" w:name="_Toc240211655"/>
       <w:r>
         <w:t>RESUMO</w:t>
       </w:r>
@@ -767,7 +767,7 @@
       <w:pPr>
         <w:pStyle w:val="Ttulo-RESUMOABSTREFAPEND"/>
       </w:pPr>
-      <w:bookmarkStart w:id="1" w:name="_Toc240127536"/>
+      <w:bookmarkStart w:id="1" w:name="_Toc240211656"/>
       <w:r>
         <w:lastRenderedPageBreak/>
         <mc:AlternateContent>
@@ -2706,7 +2706,7 @@
       <w:r>
         <w:fldChar w:fldCharType="separate"/>
       </w:r>
-      <w:hyperlink w:anchor="_Toc240127535" w:history="1">
+      <w:hyperlink w:anchor="_Toc240211655" w:history="1">
         <w:r>
           <w:rPr>
             <w:rStyle w:val="Hyperlink"/>
@@ -2733,7 +2733,7 @@
             <w:noProof/>
             <w:webHidden/>
           </w:rPr>
-          <w:instrText xml:space="preserve"> PAGEREF _Toc240127535 \h </w:instrText>
+          <w:instrText xml:space="preserve"> PAGEREF _Toc240211655 \h </w:instrText>
         </w:r>
         <w:r>
           <w:rPr>
@@ -2778,7 +2778,7 @@
           <w14:ligatures w14:val="standardContextual"/>
         </w:rPr>
       </w:pPr>
-      <w:hyperlink w:anchor="_Toc240127536" w:history="1">
+      <w:hyperlink w:anchor="_Toc240211656" w:history="1">
         <w:r>
           <w:rPr>
             <w:rStyle w:val="Hyperlink"/>
@@ -2805,7 +2805,7 @@
             <w:noProof/>
             <w:webHidden/>
           </w:rPr>
-          <w:instrText xml:space="preserve"> PAGEREF _Toc240127536 \h </w:instrText>
+          <w:instrText xml:space="preserve"> PAGEREF _Toc240211656 \h </w:instrText>
         </w:r>
         <w:r>
           <w:rPr>
@@ -2850,7 +2850,7 @@
           <w14:ligatures w14:val="standardContextual"/>
         </w:rPr>
       </w:pPr>
-      <w:hyperlink w:anchor="_Toc240127537" w:history="1">
+      <w:hyperlink w:anchor="_Toc240211657" w:history="1">
         <w:r>
           <w:rPr>
             <w:rStyle w:val="Hyperlink"/>
@@ -2897,7 +2897,7 @@
             <w:noProof/>
             <w:webHidden/>
           </w:rPr>
-          <w:instrText xml:space="preserve"> PAGEREF _Toc240127537 \h </w:instrText>
+          <w:instrText xml:space="preserve"> PAGEREF _Toc240211657 \h </w:instrText>
         </w:r>
         <w:r>
           <w:rPr>
@@ -2942,7 +2942,7 @@
           <w14:ligatures w14:val="standardContextual"/>
         </w:rPr>
       </w:pPr>
-      <w:hyperlink w:anchor="_Toc240127538" w:history="1">
+      <w:hyperlink w:anchor="_Toc240211658" w:history="1">
         <w:r>
           <w:rPr>
             <w:rStyle w:val="Hyperlink"/>
@@ -2989,7 +2989,7 @@
             <w:noProof/>
             <w:webHidden/>
           </w:rPr>
-          <w:instrText xml:space="preserve"> PAGEREF _Toc240127538 \h </w:instrText>
+          <w:instrText xml:space="preserve"> PAGEREF _Toc240211658 \h </w:instrText>
         </w:r>
         <w:r>
           <w:rPr>
@@ -3031,7 +3031,7 @@
           <w14:ligatures w14:val="standardContextual"/>
         </w:rPr>
       </w:pPr>
-      <w:hyperlink w:anchor="_Toc240127541" w:history="1">
+      <w:hyperlink w:anchor="_Toc240211661" w:history="1">
         <w:r>
           <w:rPr>
             <w:rStyle w:val="Hyperlink"/>
@@ -3054,21 +3054,7 @@
             <w:rStyle w:val="Hyperlink"/>
             <w:noProof/>
           </w:rPr>
-          <w:t>fUNCIONAMENTO GER</w:t>
-        </w:r>
-        <w:r>
-          <w:rPr>
-            <w:rStyle w:val="Hyperlink"/>
-            <w:noProof/>
-          </w:rPr>
-          <w:t>A</w:t>
-        </w:r>
-        <w:r>
-          <w:rPr>
-            <w:rStyle w:val="Hyperlink"/>
-            <w:noProof/>
-          </w:rPr>
-          <w:t>L DO SISTEMA</w:t>
+          <w:t>fUNCIONAMENTO GERAL DO SISTEMA</w:t>
         </w:r>
         <w:r>
           <w:rPr>
@@ -3089,7 +3075,7 @@
             <w:noProof/>
             <w:webHidden/>
           </w:rPr>
-          <w:instrText xml:space="preserve"> PAGEREF _Toc240127541 \h </w:instrText>
+          <w:instrText xml:space="preserve"> PAGEREF _Toc240211661 \h </w:instrText>
         </w:r>
         <w:r>
           <w:rPr>
@@ -3131,7 +3117,7 @@
           <w14:ligatures w14:val="standardContextual"/>
         </w:rPr>
       </w:pPr>
-      <w:hyperlink w:anchor="_Toc240127545" w:history="1">
+      <w:hyperlink w:anchor="_Toc240211665" w:history="1">
         <w:r>
           <w:rPr>
             <w:rStyle w:val="Hyperlink"/>
@@ -3175,7 +3161,7 @@
             <w:noProof/>
             <w:webHidden/>
           </w:rPr>
-          <w:instrText xml:space="preserve"> PAGEREF _Toc240127545 \h </w:instrText>
+          <w:instrText xml:space="preserve"> PAGEREF _Toc240211665 \h </w:instrText>
         </w:r>
         <w:r>
           <w:rPr>
@@ -3217,7 +3203,7 @@
           <w14:ligatures w14:val="standardContextual"/>
         </w:rPr>
       </w:pPr>
-      <w:hyperlink w:anchor="_Toc240127546" w:history="1">
+      <w:hyperlink w:anchor="_Toc240211666" w:history="1">
         <w:r>
           <w:rPr>
             <w:rStyle w:val="Hyperlink"/>
@@ -3261,7 +3247,7 @@
             <w:noProof/>
             <w:webHidden/>
           </w:rPr>
-          <w:instrText xml:space="preserve"> PAGEREF _Toc240127546 \h </w:instrText>
+          <w:instrText xml:space="preserve"> PAGEREF _Toc240211666 \h </w:instrText>
         </w:r>
         <w:r>
           <w:rPr>
@@ -3303,7 +3289,7 @@
           <w14:ligatures w14:val="standardContextual"/>
         </w:rPr>
       </w:pPr>
-      <w:hyperlink w:anchor="_Toc240127547" w:history="1">
+      <w:hyperlink w:anchor="_Toc240211667" w:history="1">
         <w:r>
           <w:rPr>
             <w:rStyle w:val="Hyperlink"/>
@@ -3347,7 +3333,7 @@
             <w:noProof/>
             <w:webHidden/>
           </w:rPr>
-          <w:instrText xml:space="preserve"> PAGEREF _Toc240127547 \h </w:instrText>
+          <w:instrText xml:space="preserve"> PAGEREF _Toc240211667 \h </w:instrText>
         </w:r>
         <w:r>
           <w:rPr>
@@ -3389,7 +3375,7 @@
           <w14:ligatures w14:val="standardContextual"/>
         </w:rPr>
       </w:pPr>
-      <w:hyperlink w:anchor="_Toc240127548" w:history="1">
+      <w:hyperlink w:anchor="_Toc240211668" w:history="1">
         <w:r>
           <w:rPr>
             <w:rStyle w:val="Hyperlink"/>
@@ -3416,7 +3402,7 @@
             <w:noProof/>
             <w:webHidden/>
           </w:rPr>
-          <w:instrText xml:space="preserve"> PAGEREF _Toc240127548 \h </w:instrText>
+          <w:instrText xml:space="preserve"> PAGEREF _Toc240211668 \h </w:instrText>
         </w:r>
         <w:r>
           <w:rPr>
@@ -3458,7 +3444,7 @@
           <w14:ligatures w14:val="standardContextual"/>
         </w:rPr>
       </w:pPr>
-      <w:hyperlink w:anchor="_Toc240127549" w:history="1">
+      <w:hyperlink w:anchor="_Toc240211669" w:history="1">
         <w:r>
           <w:rPr>
             <w:rStyle w:val="Hyperlink"/>
@@ -3485,7 +3471,7 @@
             <w:noProof/>
             <w:webHidden/>
           </w:rPr>
-          <w:instrText xml:space="preserve"> PAGEREF _Toc240127549 \h </w:instrText>
+          <w:instrText xml:space="preserve"> PAGEREF _Toc240211669 \h </w:instrText>
         </w:r>
         <w:r>
           <w:rPr>
@@ -3505,7 +3491,7 @@
             <w:noProof/>
             <w:webHidden/>
           </w:rPr>
-          <w:t>14</w:t>
+          <w:t>15</w:t>
         </w:r>
         <w:r>
           <w:rPr>
@@ -3527,7 +3513,7 @@
           <w14:ligatures w14:val="standardContextual"/>
         </w:rPr>
       </w:pPr>
-      <w:hyperlink w:anchor="_Toc240127550" w:history="1">
+      <w:hyperlink w:anchor="_Toc240211670" w:history="1">
         <w:r>
           <w:rPr>
             <w:rStyle w:val="Hyperlink"/>
@@ -3554,7 +3540,7 @@
             <w:noProof/>
             <w:webHidden/>
           </w:rPr>
-          <w:instrText xml:space="preserve"> PAGEREF _Toc240127550 \h </w:instrText>
+          <w:instrText xml:space="preserve"> PAGEREF _Toc240211670 \h </w:instrText>
         </w:r>
         <w:r>
           <w:rPr>
@@ -3574,7 +3560,7 @@
             <w:noProof/>
             <w:webHidden/>
           </w:rPr>
-          <w:t>14</w:t>
+          <w:t>15</w:t>
         </w:r>
         <w:r>
           <w:rPr>
@@ -3596,7 +3582,7 @@
           <w14:ligatures w14:val="standardContextual"/>
         </w:rPr>
       </w:pPr>
-      <w:hyperlink w:anchor="_Toc240127551" w:history="1">
+      <w:hyperlink w:anchor="_Toc240211671" w:history="1">
         <w:r>
           <w:rPr>
             <w:rStyle w:val="Hyperlink"/>
@@ -3623,7 +3609,7 @@
             <w:noProof/>
             <w:webHidden/>
           </w:rPr>
-          <w:instrText xml:space="preserve"> PAGEREF _Toc240127551 \h </w:instrText>
+          <w:instrText xml:space="preserve"> PAGEREF _Toc240211671 \h </w:instrText>
         </w:r>
         <w:r>
           <w:rPr>
@@ -3643,7 +3629,7 @@
             <w:noProof/>
             <w:webHidden/>
           </w:rPr>
-          <w:t>14</w:t>
+          <w:t>15</w:t>
         </w:r>
         <w:r>
           <w:rPr>
@@ -3668,23 +3654,43 @@
           <w14:ligatures w14:val="standardContextual"/>
         </w:rPr>
       </w:pPr>
-      <w:hyperlink w:anchor="_Toc240127552" w:history="1">
+      <w:hyperlink w:anchor="_Toc240211672" w:history="1">
         <w:r>
           <w:rPr>
             <w:rStyle w:val="Hyperlink"/>
             <w:noProof/>
           </w:rPr>
-          <w:t>CONCLUSÃO (É UMA SEÇÃO NUMERADA. iniciada em uma nova página)</w:t>
-        </w:r>
-        <w:r>
-          <w:rPr>
-            <w:noProof/>
-            <w:webHidden/>
+          <w:t>3</w:t>
+        </w:r>
+        <w:r>
+          <w:rPr>
+            <w:rFonts w:asciiTheme="minorHAnsi" w:eastAsiaTheme="minorEastAsia" w:hAnsiTheme="minorHAnsi" w:cstheme="minorBidi"/>
+            <w:bCs w:val="0"/>
+            <w:caps w:val="0"/>
+            <w:noProof/>
+            <w:kern w:val="2"/>
+            <w:sz w:val="24"/>
+            <w:lang w:eastAsia="pt-BR"/>
+            <w14:ligatures w14:val="standardContextual"/>
           </w:rPr>
           <w:tab/>
         </w:r>
         <w:r>
           <w:rPr>
+            <w:rStyle w:val="Hyperlink"/>
+            <w:noProof/>
+          </w:rPr>
+          <w:t>Stacks e desenvolvimento recomendada</w:t>
+        </w:r>
+        <w:r>
+          <w:rPr>
+            <w:noProof/>
+            <w:webHidden/>
+          </w:rPr>
+          <w:tab/>
+        </w:r>
+        <w:r>
+          <w:rPr>
             <w:noProof/>
             <w:webHidden/>
           </w:rPr>
@@ -3695,7 +3701,7 @@
             <w:noProof/>
             <w:webHidden/>
           </w:rPr>
-          <w:instrText xml:space="preserve"> PAGEREF _Toc240127552 \h </w:instrText>
+          <w:instrText xml:space="preserve"> PAGEREF _Toc240211672 \h </w:instrText>
         </w:r>
         <w:r>
           <w:rPr>
@@ -3716,6 +3722,350 @@
             <w:webHidden/>
           </w:rPr>
           <w:t>15</w:t>
+        </w:r>
+        <w:r>
+          <w:rPr>
+            <w:noProof/>
+            <w:webHidden/>
+          </w:rPr>
+          <w:fldChar w:fldCharType="end"/>
+        </w:r>
+      </w:hyperlink>
+    </w:p>
+    <w:p>
+      <w:pPr>
+        <w:pStyle w:val="Sumrio2"/>
+        <w:rPr>
+          <w:rFonts w:asciiTheme="minorHAnsi" w:eastAsiaTheme="minorEastAsia" w:hAnsiTheme="minorHAnsi" w:cstheme="minorBidi"/>
+          <w:noProof/>
+          <w:kern w:val="2"/>
+          <w:lang w:eastAsia="pt-BR"/>
+          <w14:ligatures w14:val="standardContextual"/>
+        </w:rPr>
+      </w:pPr>
+      <w:hyperlink w:anchor="_Toc240211675" w:history="1">
+        <w:r>
+          <w:rPr>
+            <w:rStyle w:val="Hyperlink"/>
+            <w:noProof/>
+          </w:rPr>
+          <w:t>3.1</w:t>
+        </w:r>
+        <w:r>
+          <w:rPr>
+            <w:rFonts w:asciiTheme="minorHAnsi" w:eastAsiaTheme="minorEastAsia" w:hAnsiTheme="minorHAnsi" w:cstheme="minorBidi"/>
+            <w:noProof/>
+            <w:kern w:val="2"/>
+            <w:lang w:eastAsia="pt-BR"/>
+            <w14:ligatures w14:val="standardContextual"/>
+          </w:rPr>
+          <w:tab/>
+        </w:r>
+        <w:r>
+          <w:rPr>
+            <w:rStyle w:val="Hyperlink"/>
+            <w:noProof/>
+          </w:rPr>
+          <w:t>Frontend: react</w:t>
+        </w:r>
+        <w:r>
+          <w:rPr>
+            <w:noProof/>
+            <w:webHidden/>
+          </w:rPr>
+          <w:tab/>
+        </w:r>
+        <w:r>
+          <w:rPr>
+            <w:noProof/>
+            <w:webHidden/>
+          </w:rPr>
+          <w:fldChar w:fldCharType="begin"/>
+        </w:r>
+        <w:r>
+          <w:rPr>
+            <w:noProof/>
+            <w:webHidden/>
+          </w:rPr>
+          <w:instrText xml:space="preserve"> PAGEREF _Toc240211675 \h </w:instrText>
+        </w:r>
+        <w:r>
+          <w:rPr>
+            <w:noProof/>
+            <w:webHidden/>
+          </w:rPr>
+        </w:r>
+        <w:r>
+          <w:rPr>
+            <w:noProof/>
+            <w:webHidden/>
+          </w:rPr>
+          <w:fldChar w:fldCharType="separate"/>
+        </w:r>
+        <w:r>
+          <w:rPr>
+            <w:noProof/>
+            <w:webHidden/>
+          </w:rPr>
+          <w:t>15</w:t>
+        </w:r>
+        <w:r>
+          <w:rPr>
+            <w:noProof/>
+            <w:webHidden/>
+          </w:rPr>
+          <w:fldChar w:fldCharType="end"/>
+        </w:r>
+      </w:hyperlink>
+    </w:p>
+    <w:p>
+      <w:pPr>
+        <w:pStyle w:val="Sumrio2"/>
+        <w:rPr>
+          <w:rFonts w:asciiTheme="minorHAnsi" w:eastAsiaTheme="minorEastAsia" w:hAnsiTheme="minorHAnsi" w:cstheme="minorBidi"/>
+          <w:noProof/>
+          <w:kern w:val="2"/>
+          <w:lang w:eastAsia="pt-BR"/>
+          <w14:ligatures w14:val="standardContextual"/>
+        </w:rPr>
+      </w:pPr>
+      <w:hyperlink w:anchor="_Toc240211679" w:history="1">
+        <w:r>
+          <w:rPr>
+            <w:rStyle w:val="Hyperlink"/>
+            <w:noProof/>
+          </w:rPr>
+          <w:t>3.2</w:t>
+        </w:r>
+        <w:r>
+          <w:rPr>
+            <w:rFonts w:asciiTheme="minorHAnsi" w:eastAsiaTheme="minorEastAsia" w:hAnsiTheme="minorHAnsi" w:cstheme="minorBidi"/>
+            <w:noProof/>
+            <w:kern w:val="2"/>
+            <w:lang w:eastAsia="pt-BR"/>
+            <w14:ligatures w14:val="standardContextual"/>
+          </w:rPr>
+          <w:tab/>
+        </w:r>
+        <w:r>
+          <w:rPr>
+            <w:rStyle w:val="Hyperlink"/>
+            <w:noProof/>
+          </w:rPr>
+          <w:t>backend: nestjs</w:t>
+        </w:r>
+        <w:r>
+          <w:rPr>
+            <w:noProof/>
+            <w:webHidden/>
+          </w:rPr>
+          <w:tab/>
+        </w:r>
+        <w:r>
+          <w:rPr>
+            <w:noProof/>
+            <w:webHidden/>
+          </w:rPr>
+          <w:fldChar w:fldCharType="begin"/>
+        </w:r>
+        <w:r>
+          <w:rPr>
+            <w:noProof/>
+            <w:webHidden/>
+          </w:rPr>
+          <w:instrText xml:space="preserve"> PAGEREF _Toc240211679 \h </w:instrText>
+        </w:r>
+        <w:r>
+          <w:rPr>
+            <w:noProof/>
+            <w:webHidden/>
+          </w:rPr>
+        </w:r>
+        <w:r>
+          <w:rPr>
+            <w:noProof/>
+            <w:webHidden/>
+          </w:rPr>
+          <w:fldChar w:fldCharType="separate"/>
+        </w:r>
+        <w:r>
+          <w:rPr>
+            <w:noProof/>
+            <w:webHidden/>
+          </w:rPr>
+          <w:t>15</w:t>
+        </w:r>
+        <w:r>
+          <w:rPr>
+            <w:noProof/>
+            <w:webHidden/>
+          </w:rPr>
+          <w:fldChar w:fldCharType="end"/>
+        </w:r>
+      </w:hyperlink>
+    </w:p>
+    <w:p>
+      <w:pPr>
+        <w:pStyle w:val="Sumrio2"/>
+        <w:rPr>
+          <w:rFonts w:asciiTheme="minorHAnsi" w:eastAsiaTheme="minorEastAsia" w:hAnsiTheme="minorHAnsi" w:cstheme="minorBidi"/>
+          <w:noProof/>
+          <w:kern w:val="2"/>
+          <w:lang w:eastAsia="pt-BR"/>
+          <w14:ligatures w14:val="standardContextual"/>
+        </w:rPr>
+      </w:pPr>
+      <w:hyperlink w:anchor="_Toc240211680" w:history="1">
+        <w:r>
+          <w:rPr>
+            <w:rStyle w:val="Hyperlink"/>
+            <w:noProof/>
+          </w:rPr>
+          <w:t>3.3</w:t>
+        </w:r>
+        <w:r>
+          <w:rPr>
+            <w:rFonts w:asciiTheme="minorHAnsi" w:eastAsiaTheme="minorEastAsia" w:hAnsiTheme="minorHAnsi" w:cstheme="minorBidi"/>
+            <w:noProof/>
+            <w:kern w:val="2"/>
+            <w:lang w:eastAsia="pt-BR"/>
+            <w14:ligatures w14:val="standardContextual"/>
+          </w:rPr>
+          <w:tab/>
+        </w:r>
+        <w:r>
+          <w:rPr>
+            <w:rStyle w:val="Hyperlink"/>
+            <w:noProof/>
+          </w:rPr>
+          <w:t>Banco de dados: postgreesql Banco de dados: postgreesql</w:t>
+        </w:r>
+        <w:r>
+          <w:rPr>
+            <w:noProof/>
+            <w:webHidden/>
+          </w:rPr>
+          <w:tab/>
+        </w:r>
+        <w:r>
+          <w:rPr>
+            <w:noProof/>
+            <w:webHidden/>
+          </w:rPr>
+          <w:fldChar w:fldCharType="begin"/>
+        </w:r>
+        <w:r>
+          <w:rPr>
+            <w:noProof/>
+            <w:webHidden/>
+          </w:rPr>
+          <w:instrText xml:space="preserve"> PAGEREF _Toc240211680 \h </w:instrText>
+        </w:r>
+        <w:r>
+          <w:rPr>
+            <w:noProof/>
+            <w:webHidden/>
+          </w:rPr>
+        </w:r>
+        <w:r>
+          <w:rPr>
+            <w:noProof/>
+            <w:webHidden/>
+          </w:rPr>
+          <w:fldChar w:fldCharType="separate"/>
+        </w:r>
+        <w:r>
+          <w:rPr>
+            <w:noProof/>
+            <w:webHidden/>
+          </w:rPr>
+          <w:t>15</w:t>
+        </w:r>
+        <w:r>
+          <w:rPr>
+            <w:noProof/>
+            <w:webHidden/>
+          </w:rPr>
+          <w:fldChar w:fldCharType="end"/>
+        </w:r>
+      </w:hyperlink>
+    </w:p>
+    <w:p>
+      <w:pPr>
+        <w:pStyle w:val="Sumrio2"/>
+        <w:rPr>
+          <w:rFonts w:asciiTheme="minorHAnsi" w:eastAsiaTheme="minorEastAsia" w:hAnsiTheme="minorHAnsi" w:cstheme="minorBidi"/>
+          <w:noProof/>
+          <w:kern w:val="2"/>
+          <w:lang w:eastAsia="pt-BR"/>
+          <w14:ligatures w14:val="standardContextual"/>
+        </w:rPr>
+      </w:pPr>
+      <w:hyperlink w:anchor="_Toc240211681" w:history="1">
+        <w:r>
+          <w:rPr>
+            <w:rStyle w:val="Hyperlink"/>
+            <w:noProof/>
+          </w:rPr>
+          <w:t>3.4</w:t>
+        </w:r>
+        <w:r>
+          <w:rPr>
+            <w:rFonts w:asciiTheme="minorHAnsi" w:eastAsiaTheme="minorEastAsia" w:hAnsiTheme="minorHAnsi" w:cstheme="minorBidi"/>
+            <w:noProof/>
+            <w:kern w:val="2"/>
+            <w:lang w:eastAsia="pt-BR"/>
+            <w14:ligatures w14:val="standardContextual"/>
+          </w:rPr>
+          <w:tab/>
+        </w:r>
+        <w:r>
+          <w:rPr>
+            <w:rStyle w:val="Hyperlink"/>
+            <w:noProof/>
+          </w:rPr>
+          <w:t>prisma, jwt e docker</w:t>
+        </w:r>
+        <w:r>
+          <w:rPr>
+            <w:noProof/>
+            <w:webHidden/>
+          </w:rPr>
+          <w:tab/>
+        </w:r>
+        <w:r>
+          <w:rPr>
+            <w:noProof/>
+            <w:webHidden/>
+          </w:rPr>
+          <w:fldChar w:fldCharType="begin"/>
+        </w:r>
+        <w:r>
+          <w:rPr>
+            <w:noProof/>
+            <w:webHidden/>
+          </w:rPr>
+          <w:instrText xml:space="preserve"> PAGEREF _Toc240211681 \h </w:instrText>
+        </w:r>
+        <w:r>
+          <w:rPr>
+            <w:noProof/>
+            <w:webHidden/>
+          </w:rPr>
+        </w:r>
+        <w:r>
+          <w:rPr>
+            <w:noProof/>
+            <w:webHidden/>
+          </w:rPr>
+          <w:fldChar w:fldCharType="separate"/>
+        </w:r>
+        <w:r>
+          <w:rPr>
+            <w:noProof/>
+            <w:webHidden/>
+          </w:rPr>
+          <w:t>16</w:t>
         </w:r>
         <w:r>
           <w:rPr>
@@ -3740,12 +4090,84 @@
           <w14:ligatures w14:val="standardContextual"/>
         </w:rPr>
       </w:pPr>
-      <w:hyperlink w:anchor="_Toc240127553" w:history="1">
+      <w:hyperlink w:anchor="_Toc240211682" w:history="1">
         <w:r>
           <w:rPr>
             <w:rStyle w:val="Hyperlink"/>
             <w:noProof/>
           </w:rPr>
+          <w:t>CONCLUSÃO</w:t>
+        </w:r>
+        <w:r>
+          <w:rPr>
+            <w:noProof/>
+            <w:webHidden/>
+          </w:rPr>
+          <w:tab/>
+        </w:r>
+        <w:r>
+          <w:rPr>
+            <w:noProof/>
+            <w:webHidden/>
+          </w:rPr>
+          <w:fldChar w:fldCharType="begin"/>
+        </w:r>
+        <w:r>
+          <w:rPr>
+            <w:noProof/>
+            <w:webHidden/>
+          </w:rPr>
+          <w:instrText xml:space="preserve"> PAGEREF _Toc240211682 \h </w:instrText>
+        </w:r>
+        <w:r>
+          <w:rPr>
+            <w:noProof/>
+            <w:webHidden/>
+          </w:rPr>
+        </w:r>
+        <w:r>
+          <w:rPr>
+            <w:noProof/>
+            <w:webHidden/>
+          </w:rPr>
+          <w:fldChar w:fldCharType="separate"/>
+        </w:r>
+        <w:r>
+          <w:rPr>
+            <w:noProof/>
+            <w:webHidden/>
+          </w:rPr>
+          <w:t>17</w:t>
+        </w:r>
+        <w:r>
+          <w:rPr>
+            <w:noProof/>
+            <w:webHidden/>
+          </w:rPr>
+          <w:fldChar w:fldCharType="end"/>
+        </w:r>
+      </w:hyperlink>
+    </w:p>
+    <w:p>
+      <w:pPr>
+        <w:pStyle w:val="Sumrio1"/>
+        <w:rPr>
+          <w:rFonts w:asciiTheme="minorHAnsi" w:eastAsiaTheme="minorEastAsia" w:hAnsiTheme="minorHAnsi" w:cstheme="minorBidi"/>
+          <w:bCs w:val="0"/>
+          <w:caps w:val="0"/>
+          <w:noProof/>
+          <w:kern w:val="2"/>
+          <w:sz w:val="24"/>
+          <w:lang w:eastAsia="pt-BR"/>
+          <w14:ligatures w14:val="standardContextual"/>
+        </w:rPr>
+      </w:pPr>
+      <w:hyperlink w:anchor="_Toc240211683" w:history="1">
+        <w:r>
+          <w:rPr>
+            <w:rStyle w:val="Hyperlink"/>
+            <w:noProof/>
+          </w:rPr>
           <w:t>REFERÊNCIAS</w:t>
         </w:r>
         <w:r>
@@ -3767,7 +4189,7 @@
             <w:noProof/>
             <w:webHidden/>
           </w:rPr>
-          <w:instrText xml:space="preserve"> PAGEREF _Toc240127553 \h </w:instrText>
+          <w:instrText xml:space="preserve"> PAGEREF _Toc240211683 \h </w:instrText>
         </w:r>
         <w:r>
           <w:rPr>
@@ -3787,7 +4209,7 @@
             <w:noProof/>
             <w:webHidden/>
           </w:rPr>
-          <w:t>16</w:t>
+          <w:t>18</w:t>
         </w:r>
         <w:r>
           <w:rPr>
@@ -3832,7 +4254,7 @@
       <w:pPr>
         <w:pStyle w:val="Ttulo1"/>
       </w:pPr>
-      <w:bookmarkStart w:id="2" w:name="_Toc240127537"/>
+      <w:bookmarkStart w:id="2" w:name="_Toc240211657"/>
       <w:r>
         <w:lastRenderedPageBreak/>
         <w:t>INTRODUÇÃO</w:t>
@@ -3981,7 +4403,7 @@
       <w:pPr>
         <w:pStyle w:val="Ttulo1"/>
       </w:pPr>
-      <w:bookmarkStart w:id="3" w:name="_Toc240127538"/>
+      <w:bookmarkStart w:id="3" w:name="_Toc240211658"/>
       <w:r>
         <w:rPr>
           <w:rStyle w:val="Ttulo1Char"/>
@@ -4036,6 +4458,7 @@
       <w:bookmarkStart w:id="15" w:name="_Toc162980965"/>
       <w:bookmarkStart w:id="16" w:name="_Toc240127518"/>
       <w:bookmarkStart w:id="17" w:name="_Toc240127539"/>
+      <w:bookmarkStart w:id="18" w:name="_Toc240211659"/>
       <w:bookmarkEnd w:id="4"/>
       <w:bookmarkEnd w:id="5"/>
       <w:bookmarkEnd w:id="6"/>
@@ -4050,6 +4473,7 @@
       <w:bookmarkEnd w:id="15"/>
       <w:bookmarkEnd w:id="16"/>
       <w:bookmarkEnd w:id="17"/>
+      <w:bookmarkEnd w:id="18"/>
     </w:p>
     <w:p>
       <w:pPr>
@@ -4073,21 +4497,21 @@
           <w:lang w:eastAsia="en-US"/>
         </w:rPr>
       </w:pPr>
-      <w:bookmarkStart w:id="18" w:name="_Toc162958398"/>
-      <w:bookmarkStart w:id="19" w:name="_Toc162958533"/>
-      <w:bookmarkStart w:id="20" w:name="_Toc162958718"/>
-      <w:bookmarkStart w:id="21" w:name="_Toc162959021"/>
-      <w:bookmarkStart w:id="22" w:name="_Toc162959507"/>
-      <w:bookmarkStart w:id="23" w:name="_Toc162959607"/>
-      <w:bookmarkStart w:id="24" w:name="_Toc162959696"/>
-      <w:bookmarkStart w:id="25" w:name="_Toc162959811"/>
-      <w:bookmarkStart w:id="26" w:name="_Toc162959869"/>
-      <w:bookmarkStart w:id="27" w:name="_Toc162959890"/>
-      <w:bookmarkStart w:id="28" w:name="_Toc162959986"/>
-      <w:bookmarkStart w:id="29" w:name="_Toc162980966"/>
-      <w:bookmarkStart w:id="30" w:name="_Toc240127519"/>
-      <w:bookmarkStart w:id="31" w:name="_Toc240127540"/>
-      <w:bookmarkEnd w:id="18"/>
+      <w:bookmarkStart w:id="19" w:name="_Toc162958398"/>
+      <w:bookmarkStart w:id="20" w:name="_Toc162958533"/>
+      <w:bookmarkStart w:id="21" w:name="_Toc162958718"/>
+      <w:bookmarkStart w:id="22" w:name="_Toc162959021"/>
+      <w:bookmarkStart w:id="23" w:name="_Toc162959507"/>
+      <w:bookmarkStart w:id="24" w:name="_Toc162959607"/>
+      <w:bookmarkStart w:id="25" w:name="_Toc162959696"/>
+      <w:bookmarkStart w:id="26" w:name="_Toc162959811"/>
+      <w:bookmarkStart w:id="27" w:name="_Toc162959869"/>
+      <w:bookmarkStart w:id="28" w:name="_Toc162959890"/>
+      <w:bookmarkStart w:id="29" w:name="_Toc162959986"/>
+      <w:bookmarkStart w:id="30" w:name="_Toc162980966"/>
+      <w:bookmarkStart w:id="31" w:name="_Toc240127519"/>
+      <w:bookmarkStart w:id="32" w:name="_Toc240127540"/>
+      <w:bookmarkStart w:id="33" w:name="_Toc240211660"/>
       <w:bookmarkEnd w:id="19"/>
       <w:bookmarkEnd w:id="20"/>
       <w:bookmarkEnd w:id="21"/>
@@ -4101,16 +4525,18 @@
       <w:bookmarkEnd w:id="29"/>
       <w:bookmarkEnd w:id="30"/>
       <w:bookmarkEnd w:id="31"/>
+      <w:bookmarkEnd w:id="32"/>
+      <w:bookmarkEnd w:id="33"/>
     </w:p>
     <w:p>
       <w:pPr>
         <w:pStyle w:val="Subcaptulo1FATEC"/>
       </w:pPr>
-      <w:bookmarkStart w:id="32" w:name="_Toc240127541"/>
+      <w:bookmarkStart w:id="34" w:name="_Toc240211661"/>
       <w:r>
         <w:t>fUNCIONAMENTO GERAL DO SISTEMA</w:t>
       </w:r>
-      <w:bookmarkEnd w:id="32"/>
+      <w:bookmarkEnd w:id="34"/>
     </w:p>
     <w:p>
       <w:pPr>
@@ -4140,10 +4566,7 @@
         <w:pStyle w:val="TextoFATEC"/>
       </w:pPr>
       <w:r>
-        <w:t xml:space="preserve">Por conta disso, o sistema necessita de um cadastro dos produtos, registrar compras e vendas e facilitar a consulta das movimentações. Também é necessário ter recursos para acompanhar inventários, realizar transferências no estoque e consultar dados para tomar decisões de compra e reposição. </w:t>
-      </w:r>
-      <w:r>
-        <w:t xml:space="preserve">Esse conjunto de recursos facilita a gestão do negócio. </w:t>
+        <w:t xml:space="preserve">Por conta disso, o sistema necessita de um cadastro dos produtos, registrar compras e vendas e facilitar a consulta das movimentações. Também é necessário ter recursos para acompanhar inventários, realizar transferências no estoque e consultar dados para tomar decisões de compra e reposição. Esse conjunto de recursos facilita a gestão do negócio. </w:t>
       </w:r>
       <w:r>
         <w:t xml:space="preserve"> </w:t>
@@ -4179,23 +4602,22 @@
           <w:lang w:eastAsia="en-US"/>
         </w:rPr>
       </w:pPr>
-      <w:bookmarkStart w:id="33" w:name="_Toc162958400"/>
-      <w:bookmarkStart w:id="34" w:name="_Toc162958535"/>
-      <w:bookmarkStart w:id="35" w:name="_Toc162958720"/>
-      <w:bookmarkStart w:id="36" w:name="_Toc162959023"/>
-      <w:bookmarkStart w:id="37" w:name="_Toc162959509"/>
-      <w:bookmarkStart w:id="38" w:name="_Toc162959609"/>
-      <w:bookmarkStart w:id="39" w:name="_Toc162959698"/>
-      <w:bookmarkStart w:id="40" w:name="_Toc162959813"/>
-      <w:bookmarkStart w:id="41" w:name="_Toc162959871"/>
-      <w:bookmarkStart w:id="42" w:name="_Toc162959892"/>
-      <w:bookmarkStart w:id="43" w:name="_Toc162959988"/>
-      <w:bookmarkStart w:id="44" w:name="_Toc162980968"/>
-      <w:bookmarkStart w:id="45" w:name="_Toc86915052"/>
-      <w:bookmarkStart w:id="46" w:name="_Toc240127521"/>
-      <w:bookmarkStart w:id="47" w:name="_Toc240127542"/>
-      <w:bookmarkEnd w:id="33"/>
-      <w:bookmarkEnd w:id="34"/>
+      <w:bookmarkStart w:id="35" w:name="_Toc162958400"/>
+      <w:bookmarkStart w:id="36" w:name="_Toc162958535"/>
+      <w:bookmarkStart w:id="37" w:name="_Toc162958720"/>
+      <w:bookmarkStart w:id="38" w:name="_Toc162959023"/>
+      <w:bookmarkStart w:id="39" w:name="_Toc162959509"/>
+      <w:bookmarkStart w:id="40" w:name="_Toc162959609"/>
+      <w:bookmarkStart w:id="41" w:name="_Toc162959698"/>
+      <w:bookmarkStart w:id="42" w:name="_Toc162959813"/>
+      <w:bookmarkStart w:id="43" w:name="_Toc162959871"/>
+      <w:bookmarkStart w:id="44" w:name="_Toc162959892"/>
+      <w:bookmarkStart w:id="45" w:name="_Toc162959988"/>
+      <w:bookmarkStart w:id="46" w:name="_Toc162980968"/>
+      <w:bookmarkStart w:id="47" w:name="_Toc240127521"/>
+      <w:bookmarkStart w:id="48" w:name="_Toc240127542"/>
+      <w:bookmarkStart w:id="49" w:name="_Toc86915052"/>
+      <w:bookmarkStart w:id="50" w:name="_Toc240211662"/>
       <w:bookmarkEnd w:id="35"/>
       <w:bookmarkEnd w:id="36"/>
       <w:bookmarkEnd w:id="37"/>
@@ -4206,8 +4628,11 @@
       <w:bookmarkEnd w:id="42"/>
       <w:bookmarkEnd w:id="43"/>
       <w:bookmarkEnd w:id="44"/>
+      <w:bookmarkEnd w:id="45"/>
       <w:bookmarkEnd w:id="46"/>
       <w:bookmarkEnd w:id="47"/>
+      <w:bookmarkEnd w:id="48"/>
+      <w:bookmarkEnd w:id="50"/>
     </w:p>
     <w:p>
       <w:pPr>
@@ -4230,23 +4655,21 @@
           <w:lang w:eastAsia="en-US"/>
         </w:rPr>
       </w:pPr>
-      <w:bookmarkStart w:id="48" w:name="_Toc162958401"/>
-      <w:bookmarkStart w:id="49" w:name="_Toc162958536"/>
-      <w:bookmarkStart w:id="50" w:name="_Toc162958721"/>
-      <w:bookmarkStart w:id="51" w:name="_Toc162959024"/>
-      <w:bookmarkStart w:id="52" w:name="_Toc162959510"/>
-      <w:bookmarkStart w:id="53" w:name="_Toc162959610"/>
-      <w:bookmarkStart w:id="54" w:name="_Toc162959699"/>
-      <w:bookmarkStart w:id="55" w:name="_Toc162959814"/>
-      <w:bookmarkStart w:id="56" w:name="_Toc162959872"/>
-      <w:bookmarkStart w:id="57" w:name="_Toc162959893"/>
-      <w:bookmarkStart w:id="58" w:name="_Toc162959989"/>
-      <w:bookmarkStart w:id="59" w:name="_Toc162980969"/>
-      <w:bookmarkStart w:id="60" w:name="_Toc240127522"/>
-      <w:bookmarkStart w:id="61" w:name="_Toc240127543"/>
-      <w:bookmarkEnd w:id="48"/>
-      <w:bookmarkEnd w:id="49"/>
-      <w:bookmarkEnd w:id="50"/>
+      <w:bookmarkStart w:id="51" w:name="_Toc162958401"/>
+      <w:bookmarkStart w:id="52" w:name="_Toc162958536"/>
+      <w:bookmarkStart w:id="53" w:name="_Toc162958721"/>
+      <w:bookmarkStart w:id="54" w:name="_Toc162959024"/>
+      <w:bookmarkStart w:id="55" w:name="_Toc162959510"/>
+      <w:bookmarkStart w:id="56" w:name="_Toc162959610"/>
+      <w:bookmarkStart w:id="57" w:name="_Toc162959699"/>
+      <w:bookmarkStart w:id="58" w:name="_Toc162959814"/>
+      <w:bookmarkStart w:id="59" w:name="_Toc162959872"/>
+      <w:bookmarkStart w:id="60" w:name="_Toc162959893"/>
+      <w:bookmarkStart w:id="61" w:name="_Toc162959989"/>
+      <w:bookmarkStart w:id="62" w:name="_Toc162980969"/>
+      <w:bookmarkStart w:id="63" w:name="_Toc240127522"/>
+      <w:bookmarkStart w:id="64" w:name="_Toc240127543"/>
+      <w:bookmarkStart w:id="65" w:name="_Toc240211663"/>
       <w:bookmarkEnd w:id="51"/>
       <w:bookmarkEnd w:id="52"/>
       <w:bookmarkEnd w:id="53"/>
@@ -4258,6 +4681,10 @@
       <w:bookmarkEnd w:id="59"/>
       <w:bookmarkEnd w:id="60"/>
       <w:bookmarkEnd w:id="61"/>
+      <w:bookmarkEnd w:id="62"/>
+      <w:bookmarkEnd w:id="63"/>
+      <w:bookmarkEnd w:id="64"/>
+      <w:bookmarkEnd w:id="65"/>
     </w:p>
     <w:p>
       <w:pPr>
@@ -4280,24 +4707,21 @@
           <w:lang w:eastAsia="en-US"/>
         </w:rPr>
       </w:pPr>
-      <w:bookmarkStart w:id="62" w:name="_Toc162958402"/>
-      <w:bookmarkStart w:id="63" w:name="_Toc162958537"/>
-      <w:bookmarkStart w:id="64" w:name="_Toc162958722"/>
-      <w:bookmarkStart w:id="65" w:name="_Toc162959025"/>
-      <w:bookmarkStart w:id="66" w:name="_Toc162959511"/>
-      <w:bookmarkStart w:id="67" w:name="_Toc162959611"/>
-      <w:bookmarkStart w:id="68" w:name="_Toc162959700"/>
-      <w:bookmarkStart w:id="69" w:name="_Toc162959815"/>
-      <w:bookmarkStart w:id="70" w:name="_Toc162959873"/>
-      <w:bookmarkStart w:id="71" w:name="_Toc162959894"/>
-      <w:bookmarkStart w:id="72" w:name="_Toc162959990"/>
-      <w:bookmarkStart w:id="73" w:name="_Toc162980970"/>
-      <w:bookmarkStart w:id="74" w:name="_Toc240127523"/>
-      <w:bookmarkStart w:id="75" w:name="_Toc240127544"/>
-      <w:bookmarkEnd w:id="62"/>
-      <w:bookmarkEnd w:id="63"/>
-      <w:bookmarkEnd w:id="64"/>
-      <w:bookmarkEnd w:id="65"/>
+      <w:bookmarkStart w:id="66" w:name="_Toc162958402"/>
+      <w:bookmarkStart w:id="67" w:name="_Toc162958537"/>
+      <w:bookmarkStart w:id="68" w:name="_Toc162958722"/>
+      <w:bookmarkStart w:id="69" w:name="_Toc162959025"/>
+      <w:bookmarkStart w:id="70" w:name="_Toc162959511"/>
+      <w:bookmarkStart w:id="71" w:name="_Toc162959611"/>
+      <w:bookmarkStart w:id="72" w:name="_Toc162959700"/>
+      <w:bookmarkStart w:id="73" w:name="_Toc162959815"/>
+      <w:bookmarkStart w:id="74" w:name="_Toc162959873"/>
+      <w:bookmarkStart w:id="75" w:name="_Toc162959894"/>
+      <w:bookmarkStart w:id="76" w:name="_Toc162959990"/>
+      <w:bookmarkStart w:id="77" w:name="_Toc162980970"/>
+      <w:bookmarkStart w:id="78" w:name="_Toc240127523"/>
+      <w:bookmarkStart w:id="79" w:name="_Toc240127544"/>
+      <w:bookmarkStart w:id="80" w:name="_Toc240211664"/>
       <w:bookmarkEnd w:id="66"/>
       <w:bookmarkEnd w:id="67"/>
       <w:bookmarkEnd w:id="68"/>
@@ -4308,8 +4732,13 @@
       <w:bookmarkEnd w:id="73"/>
       <w:bookmarkEnd w:id="74"/>
       <w:bookmarkEnd w:id="75"/>
-    </w:p>
-    <w:bookmarkEnd w:id="45"/>
+      <w:bookmarkEnd w:id="76"/>
+      <w:bookmarkEnd w:id="77"/>
+      <w:bookmarkEnd w:id="78"/>
+      <w:bookmarkEnd w:id="79"/>
+      <w:bookmarkEnd w:id="80"/>
+    </w:p>
+    <w:bookmarkEnd w:id="49"/>
     <w:p>
       <w:pPr>
         <w:pStyle w:val="TextoFATEC"/>
@@ -4320,11 +4749,11 @@
       <w:pPr>
         <w:pStyle w:val="Subcaptulo1FATEC"/>
       </w:pPr>
-      <w:bookmarkStart w:id="76" w:name="_Toc240127545"/>
+      <w:bookmarkStart w:id="81" w:name="_Toc240211665"/>
       <w:r>
         <w:t>Ferramentas necessárias</w:t>
       </w:r>
-      <w:bookmarkEnd w:id="76"/>
+      <w:bookmarkEnd w:id="81"/>
     </w:p>
     <w:p>
       <w:pPr>
@@ -4348,11 +4777,11 @@
       <w:pPr>
         <w:pStyle w:val="Subcaptulo2FATEC"/>
       </w:pPr>
-      <w:bookmarkStart w:id="77" w:name="_Toc240127546"/>
+      <w:bookmarkStart w:id="82" w:name="_Toc240211666"/>
       <w:r>
         <w:t>Controle de Vendas</w:t>
       </w:r>
-      <w:bookmarkEnd w:id="77"/>
+      <w:bookmarkEnd w:id="82"/>
     </w:p>
     <w:p>
       <w:pPr>
@@ -4402,11 +4831,11 @@
       <w:pPr>
         <w:pStyle w:val="Subcaptulo2FATEC"/>
       </w:pPr>
-      <w:bookmarkStart w:id="78" w:name="_Toc240127547"/>
+      <w:bookmarkStart w:id="83" w:name="_Toc240211667"/>
       <w:r>
         <w:t>Relatório de Estoque</w:t>
       </w:r>
-      <w:bookmarkEnd w:id="78"/>
+      <w:bookmarkEnd w:id="83"/>
     </w:p>
     <w:p>
       <w:pPr>
@@ -4444,7 +4873,7 @@
         </w:tabs>
         <w:ind w:left="568"/>
       </w:pPr>
-      <w:bookmarkStart w:id="79" w:name="_Toc240127548"/>
+      <w:bookmarkStart w:id="84" w:name="_Toc240211668"/>
       <w:r>
         <w:t xml:space="preserve">2.2.3 </w:t>
       </w:r>
@@ -4456,7 +4885,7 @@
       <w:r>
         <w:t xml:space="preserve"> de Estoque</w:t>
       </w:r>
-      <w:bookmarkEnd w:id="79"/>
+      <w:bookmarkEnd w:id="84"/>
     </w:p>
     <w:p>
       <w:pPr>
@@ -4488,7 +4917,15 @@
           <w:bdr w:val="none" w:sz="0" w:space="0" w:color="auto" w:frame="1"/>
           <w:lang w:eastAsia="pt-BR"/>
         </w:rPr>
-        <w:t xml:space="preserve"> entre as unidades, evitando que uma transferência fique sem registro e gere divergência entre o que o sistema mostra e o que realmente tem em cada local.</w:t>
+        <w:t xml:space="preserve"> entre as unidades, evitando que uma transferência </w:t>
+      </w:r>
+      <w:r>
+        <w:rPr>
+          <w:bdr w:val="none" w:sz="0" w:space="0" w:color="auto" w:frame="1"/>
+          <w:lang w:eastAsia="pt-BR"/>
+        </w:rPr>
+        <w:lastRenderedPageBreak/>
+        <w:t>fique sem registro e gere divergência entre o que o sistema mostra e o que realmente tem em cada local.</w:t>
       </w:r>
     </w:p>
     <w:p>
@@ -4503,20 +4940,11 @@
         </w:tabs>
         <w:ind w:left="568"/>
       </w:pPr>
-      <w:bookmarkStart w:id="80" w:name="_Toc240127549"/>
-      <w:r>
-        <w:t>2.2.</w:t>
-      </w:r>
-      <w:r>
-        <w:t>4</w:t>
-      </w:r>
-      <w:r>
-        <w:t xml:space="preserve"> </w:t>
-      </w:r>
-      <w:r>
-        <w:t>Cotação Online</w:t>
-      </w:r>
-      <w:bookmarkEnd w:id="80"/>
+      <w:bookmarkStart w:id="85" w:name="_Toc240211669"/>
+      <w:r>
+        <w:t>2.2.4 Cotação Online</w:t>
+      </w:r>
+      <w:bookmarkEnd w:id="85"/>
     </w:p>
     <w:p>
       <w:pPr>
@@ -4561,21 +4989,12 @@
         </w:tabs>
         <w:ind w:left="568"/>
       </w:pPr>
-      <w:bookmarkStart w:id="81" w:name="_Toc86915062"/>
-      <w:bookmarkStart w:id="82" w:name="_Toc240127550"/>
-      <w:r>
-        <w:t>2.2.</w:t>
-      </w:r>
-      <w:r>
-        <w:t>5</w:t>
-      </w:r>
-      <w:r>
-        <w:t xml:space="preserve"> </w:t>
-      </w:r>
-      <w:r>
-        <w:t>Gestão de Compras</w:t>
-      </w:r>
-      <w:bookmarkEnd w:id="82"/>
+      <w:bookmarkStart w:id="86" w:name="_Toc86915062"/>
+      <w:bookmarkStart w:id="87" w:name="_Toc240211670"/>
+      <w:r>
+        <w:t>2.2.5 Gestão de Compras</w:t>
+      </w:r>
+      <w:bookmarkEnd w:id="87"/>
     </w:p>
     <w:p>
       <w:pPr>
@@ -4636,20 +5055,11 @@
         </w:tabs>
         <w:ind w:left="568"/>
       </w:pPr>
-      <w:bookmarkStart w:id="83" w:name="_Toc240127551"/>
-      <w:r>
-        <w:t>2.2.</w:t>
-      </w:r>
-      <w:r>
-        <w:t>6</w:t>
-      </w:r>
-      <w:r>
-        <w:t xml:space="preserve"> </w:t>
-      </w:r>
-      <w:r>
-        <w:t>Cadastro de Produtos</w:t>
-      </w:r>
-      <w:bookmarkEnd w:id="83"/>
+      <w:bookmarkStart w:id="88" w:name="_Toc240211671"/>
+      <w:r>
+        <w:t>2.2.6 Cadastro de Produtos</w:t>
+      </w:r>
+      <w:bookmarkEnd w:id="88"/>
     </w:p>
     <w:p>
       <w:pPr>
@@ -4665,14 +5075,7 @@
           <w:bdr w:val="none" w:sz="0" w:space="0" w:color="auto" w:frame="1"/>
           <w:lang w:eastAsia="pt-BR"/>
         </w:rPr>
-        <w:t xml:space="preserve">A </w:t>
-      </w:r>
-      <w:r>
-        <w:rPr>
-          <w:bdr w:val="none" w:sz="0" w:space="0" w:color="auto" w:frame="1"/>
-          <w:lang w:eastAsia="pt-BR"/>
-        </w:rPr>
-        <w:t>base de todas as outras ferramentas. Quanto mais completo o cadastro, mais preciosos ficam os relatórios e os alertas de estoque baixo gerados a partir dele.</w:t>
+        <w:t>A base de todas as outras ferramentas. Quanto mais completo o cadastro, mais preciosos ficam os relatórios e os alertas de estoque baixo gerados a partir dele.</w:t>
       </w:r>
     </w:p>
     <w:p>
@@ -4703,6 +5106,7 @@
       <w:pPr>
         <w:pStyle w:val="Ttulo1"/>
       </w:pPr>
+      <w:bookmarkStart w:id="89" w:name="_Toc240211672"/>
       <w:r>
         <w:rPr>
           <w:rStyle w:val="Ttulo1Char"/>
@@ -4710,8 +5114,9 @@
           <w:bCs/>
           <w:caps/>
         </w:rPr>
-        <w:t>Stacks e desenvolvimento recomendada</w:t>
-      </w:r>
+        <w:t>Stacks e desenvolvimento</w:t>
+      </w:r>
+      <w:bookmarkEnd w:id="89"/>
     </w:p>
     <w:p>
       <w:pPr>
@@ -4741,6 +5146,8 @@
           <w:lang w:eastAsia="en-US"/>
         </w:rPr>
       </w:pPr>
+      <w:bookmarkStart w:id="90" w:name="_Toc240211673"/>
+      <w:bookmarkEnd w:id="90"/>
     </w:p>
     <w:p>
       <w:pPr>
@@ -4764,14 +5171,18 @@
           <w:lang w:eastAsia="en-US"/>
         </w:rPr>
       </w:pPr>
+      <w:bookmarkStart w:id="91" w:name="_Toc240211674"/>
+      <w:bookmarkEnd w:id="91"/>
     </w:p>
     <w:p>
       <w:pPr>
         <w:pStyle w:val="Subcaptulo1FATEC"/>
       </w:pPr>
-      <w:r>
-        <w:t>fUNCIONAMENTO GERAL DO SISTEMA</w:t>
-      </w:r>
+      <w:bookmarkStart w:id="92" w:name="_Toc240211675"/>
+      <w:r>
+        <w:t>Frontend: react</w:t>
+      </w:r>
+      <w:bookmarkEnd w:id="92"/>
     </w:p>
     <w:p>
       <w:pPr>
@@ -4787,24 +5198,15 @@
         <w:pStyle w:val="TextoFATEC"/>
       </w:pPr>
       <w:r>
-        <w:t>O sistema deve acompanhar tudo o que altera a quantidade de produtos disponíveis. Desde entrada de mercadorias, vendas, transferências, ajustes e inventários.</w:t>
-      </w:r>
-      <w:r>
-        <w:rPr>
-          <w:color w:val="FF0000"/>
-        </w:rPr>
-        <w:t xml:space="preserve"> </w:t>
-      </w:r>
-    </w:p>
-    <w:p>
-      <w:pPr>
-        <w:pStyle w:val="TextoFATEC"/>
-      </w:pPr>
-      <w:r>
-        <w:t xml:space="preserve">Por conta disso, o sistema necessita de um cadastro dos produtos, registrar compras e vendas e facilitar a consulta das movimentações. Também é necessário ter recursos para acompanhar inventários, realizar transferências no estoque e consultar dados para tomar decisões de compra e reposição. Esse conjunto de recursos facilita a gestão do negócio. </w:t>
-      </w:r>
-      <w:r>
-        <w:t xml:space="preserve"> </w:t>
+        <w:t xml:space="preserve">O </w:t>
+      </w:r>
+      <w:proofErr w:type="spellStart"/>
+      <w:r>
+        <w:t>react</w:t>
+      </w:r>
+      <w:proofErr w:type="spellEnd"/>
+      <w:r>
+        <w:t xml:space="preserve"> é uma biblioteca JavaScript voltada à construção de interfaces de usuário por meio de componentes. Essa característica facilita a criação de telas reutilizáveis, como cadastro de produtos, formulários de vendas, painéis de estoque, gráficos e relatórios (REACT, 2026).</w:t>
       </w:r>
     </w:p>
     <w:p>
@@ -4837,6 +5239,8 @@
           <w:lang w:eastAsia="en-US"/>
         </w:rPr>
       </w:pPr>
+      <w:bookmarkStart w:id="93" w:name="_Toc240211676"/>
+      <w:bookmarkEnd w:id="93"/>
     </w:p>
     <w:p>
       <w:pPr>
@@ -4859,6 +5263,8 @@
           <w:lang w:eastAsia="en-US"/>
         </w:rPr>
       </w:pPr>
+      <w:bookmarkStart w:id="94" w:name="_Toc240211677"/>
+      <w:bookmarkEnd w:id="94"/>
     </w:p>
     <w:p>
       <w:pPr>
@@ -4881,6 +5287,8 @@
           <w:lang w:eastAsia="en-US"/>
         </w:rPr>
       </w:pPr>
+      <w:bookmarkStart w:id="95" w:name="_Toc240211678"/>
+      <w:bookmarkEnd w:id="95"/>
     </w:p>
     <w:p>
       <w:pPr>
@@ -4892,308 +5300,269 @@
       <w:pPr>
         <w:pStyle w:val="Subcaptulo1FATEC"/>
       </w:pPr>
-      <w:r>
-        <w:t>Ferramentas necessárias</w:t>
-      </w:r>
-    </w:p>
-    <w:p>
-      <w:pPr>
-        <w:pStyle w:val="LegendaFATEC"/>
-        <w:rPr>
-          <w:color w:val="FF0000"/>
-        </w:rPr>
-      </w:pPr>
-    </w:p>
-    <w:p>
-      <w:pPr>
-        <w:ind w:left="567" w:firstLine="709"/>
+      <w:bookmarkStart w:id="96" w:name="_Toc240211679"/>
+      <w:r>
+        <w:t>backend: nestjs</w:t>
+      </w:r>
+      <w:bookmarkEnd w:id="96"/>
+    </w:p>
+    <w:p>
+      <w:pPr>
+        <w:ind w:firstLine="709"/>
         <w:jc w:val="both"/>
         <w:rPr>
           <w:rFonts w:ascii="Arial" w:hAnsi="Arial" w:cs="Arial"/>
-          <w:color w:val="FF0000"/>
-        </w:rPr>
-      </w:pPr>
-    </w:p>
-    <w:p>
-      <w:pPr>
-        <w:pStyle w:val="Subcaptulo2FATEC"/>
-        <w:tabs>
-          <w:tab w:val="num" w:pos="2160"/>
-        </w:tabs>
-        <w:ind w:left="2160" w:hanging="360"/>
-      </w:pPr>
-      <w:r>
-        <w:t>Controle de Vendas</w:t>
-      </w:r>
-    </w:p>
-    <w:p>
-      <w:pPr>
-        <w:pStyle w:val="TextoFATEC"/>
-        <w:ind w:left="709" w:firstLine="0"/>
-        <w:rPr>
-          <w:bdr w:val="none" w:sz="0" w:space="0" w:color="auto" w:frame="1"/>
-          <w:lang w:eastAsia="pt-BR"/>
-        </w:rPr>
-      </w:pPr>
-      <w:r>
-        <w:rPr>
-          <w:bdr w:val="none" w:sz="0" w:space="0" w:color="auto" w:frame="1"/>
-          <w:lang w:eastAsia="pt-BR"/>
-        </w:rPr>
-        <w:t>A ferramenta deve registrar todas compras e vendas de produtos, tanto online quanto na loja física, atualizando o saldo de estoque a cada movimentação.</w:t>
-      </w:r>
-    </w:p>
-    <w:p>
-      <w:pPr>
-        <w:pStyle w:val="TextoFATEC"/>
-        <w:ind w:left="709" w:firstLine="0"/>
-        <w:rPr>
-          <w:bdr w:val="none" w:sz="0" w:space="0" w:color="auto" w:frame="1"/>
-          <w:lang w:eastAsia="pt-BR"/>
-        </w:rPr>
-      </w:pPr>
-      <w:r>
-        <w:rPr>
-          <w:bdr w:val="none" w:sz="0" w:space="0" w:color="auto" w:frame="1"/>
-          <w:lang w:eastAsia="pt-BR"/>
-        </w:rPr>
-        <w:t>Isso substitui a conferência manual depois da venda, o estoque já reflete a venda no momento que ela é registrada, o que costuma reduzir a perde de venda por falta de produto, por conta da atualização em tempo real.</w:t>
-      </w:r>
-    </w:p>
-    <w:p>
-      <w:pPr>
-        <w:pStyle w:val="TextoFATEC"/>
-        <w:ind w:firstLine="0"/>
-        <w:rPr>
-          <w:bdr w:val="none" w:sz="0" w:space="0" w:color="auto" w:frame="1"/>
-          <w:lang w:eastAsia="pt-BR"/>
-        </w:rPr>
-      </w:pPr>
-    </w:p>
-    <w:p>
-      <w:pPr>
-        <w:pStyle w:val="Subcaptulo2FATEC"/>
-      </w:pPr>
-      <w:r>
-        <w:t>Relatório de Estoque</w:t>
-      </w:r>
-    </w:p>
-    <w:p>
-      <w:pPr>
-        <w:pStyle w:val="Ttulo2Char"/>
-        <w:ind w:left="709"/>
-        <w:rPr>
-          <w:bdr w:val="none" w:sz="0" w:space="0" w:color="auto" w:frame="1"/>
-          <w:lang w:eastAsia="pt-BR"/>
-        </w:rPr>
-      </w:pPr>
-      <w:r>
-        <w:rPr>
-          <w:bdr w:val="none" w:sz="0" w:space="0" w:color="auto" w:frame="1"/>
-          <w:lang w:eastAsia="pt-BR"/>
-        </w:rPr>
-        <w:t>O relatório de estoque reúne dados de cotações, compras, inventários e produtos num lugar só, facilitando a visualização da disponibilidade de cada item. Isso reduz tempo gasto num inventário quando o levantamento já vem organizado pelo sistema, em vez de ser feito produto por produto em uma planilha;</w:t>
-      </w:r>
-    </w:p>
-    <w:p>
-      <w:pPr>
-        <w:pStyle w:val="Subcaptulo2FATEC"/>
+        </w:rPr>
+      </w:pPr>
+    </w:p>
+    <w:p>
+      <w:pPr>
+        <w:spacing w:line="360" w:lineRule="auto"/>
+        <w:ind w:firstLine="709"/>
+        <w:jc w:val="both"/>
+      </w:pPr>
+      <w:r>
+        <w:rPr>
+          <w:rFonts w:ascii="Arial" w:eastAsia="Arial" w:hAnsi="Arial"/>
+        </w:rPr>
+        <w:t xml:space="preserve">O </w:t>
+      </w:r>
+      <w:proofErr w:type="spellStart"/>
+      <w:r>
+        <w:rPr>
+          <w:rFonts w:ascii="Arial" w:eastAsia="Arial" w:hAnsi="Arial"/>
+        </w:rPr>
+        <w:t>NestJS</w:t>
+      </w:r>
+      <w:proofErr w:type="spellEnd"/>
+      <w:r>
+        <w:rPr>
+          <w:rFonts w:ascii="Arial" w:eastAsia="Arial" w:hAnsi="Arial"/>
+        </w:rPr>
+        <w:t xml:space="preserve"> é um framework para construção de aplicações server-</w:t>
+      </w:r>
+      <w:proofErr w:type="spellStart"/>
+      <w:r>
+        <w:rPr>
+          <w:rFonts w:ascii="Arial" w:eastAsia="Arial" w:hAnsi="Arial"/>
+        </w:rPr>
+        <w:t>side</w:t>
+      </w:r>
+      <w:proofErr w:type="spellEnd"/>
+      <w:r>
+        <w:rPr>
+          <w:rFonts w:ascii="Arial" w:eastAsia="Arial" w:hAnsi="Arial"/>
+        </w:rPr>
+        <w:t xml:space="preserve"> com Node.js. Ele se destaca por oferecer uma arquitetura modular e organizada, </w:t>
+      </w:r>
+      <w:r>
+        <w:rPr>
+          <w:rFonts w:ascii="Arial" w:eastAsia="Arial" w:hAnsi="Arial"/>
+        </w:rPr>
+        <w:lastRenderedPageBreak/>
+        <w:t>favorecendo a criação de aplicações escaláveis e de fácil manutenção (NESTJS, 2026).</w:t>
+      </w:r>
+    </w:p>
+    <w:p>
+      <w:pPr>
+        <w:spacing w:line="360" w:lineRule="auto"/>
+        <w:ind w:firstLine="709"/>
+        <w:jc w:val="both"/>
+      </w:pPr>
+      <w:r>
+        <w:rPr>
+          <w:rFonts w:ascii="Arial" w:eastAsia="Arial" w:hAnsi="Arial"/>
+        </w:rPr>
+        <w:t xml:space="preserve">No sistema proposto, o </w:t>
+      </w:r>
+      <w:proofErr w:type="spellStart"/>
+      <w:r>
+        <w:rPr>
+          <w:rFonts w:ascii="Arial" w:eastAsia="Arial" w:hAnsi="Arial"/>
+        </w:rPr>
+        <w:t>NestJS</w:t>
+      </w:r>
+      <w:proofErr w:type="spellEnd"/>
+      <w:r>
+        <w:rPr>
+          <w:rFonts w:ascii="Arial" w:eastAsia="Arial" w:hAnsi="Arial"/>
+        </w:rPr>
+        <w:t xml:space="preserve"> seria responsável por criar a API, controlar autenticação, validar dados, aplicar regras de negócio, registrar compras, registrar vendas, atualizar estoque, controlar permissões e fornecer dados para o dashboard.</w:t>
+      </w:r>
+    </w:p>
+    <w:p>
+      <w:pPr>
+        <w:pStyle w:val="Subcaptulo1FATEC"/>
+      </w:pPr>
+      <w:bookmarkStart w:id="97" w:name="_Toc240211680"/>
+      <w:r>
+        <w:t>Banco de dados: postgreesql</w:t>
+      </w:r>
+      <w:r>
+        <w:t xml:space="preserve"> </w:t>
+      </w:r>
+      <w:r>
+        <w:t>Banco de dados: postgreesql</w:t>
+      </w:r>
+      <w:bookmarkEnd w:id="97"/>
+    </w:p>
+    <w:p>
+      <w:pPr>
+        <w:ind w:firstLine="709"/>
+        <w:jc w:val="both"/>
+        <w:rPr>
+          <w:rFonts w:ascii="Arial" w:hAnsi="Arial" w:cs="Arial"/>
+        </w:rPr>
+      </w:pPr>
+    </w:p>
+    <w:p>
+      <w:pPr>
+        <w:spacing w:line="360" w:lineRule="auto"/>
+        <w:ind w:firstLine="709"/>
+        <w:jc w:val="both"/>
+      </w:pPr>
+      <w:r>
+        <w:rPr>
+          <w:rFonts w:ascii="Arial" w:eastAsia="Arial" w:hAnsi="Arial"/>
+        </w:rPr>
+        <w:t>O PostgreSQL é um sistema gerenciador de banco de dados relacional. Sua estrutura baseada em tabelas é adequada para armazenar informações como produtos, categorias, clientes, fornecedores, compras, vendas, itens de venda e movimentações de estoque (POSTGRESQL, 2026).</w:t>
+      </w:r>
+    </w:p>
+    <w:p>
+      <w:pPr>
+        <w:spacing w:line="360" w:lineRule="auto"/>
+        <w:ind w:firstLine="709"/>
+        <w:jc w:val="both"/>
+      </w:pPr>
+      <w:r>
+        <w:rPr>
+          <w:rFonts w:ascii="Arial" w:eastAsia="Arial" w:hAnsi="Arial"/>
+        </w:rPr>
+        <w:t>Por se tratar de um sistema transacional, é importante que as operações de compra e venda mantenham consistência. Ao vender um produto, por exemplo, o sistema precisa registrar a venda, os itens vendidos, a movimentação de estoque e a atualização do saldo. Um banco relacional contribui para manter essas relações organizadas.</w:t>
+      </w:r>
+    </w:p>
+    <w:p>
+      <w:pPr>
+        <w:pStyle w:val="Subcaptulo1FATEC"/>
+      </w:pPr>
+      <w:bookmarkStart w:id="98" w:name="_Toc240211681"/>
+      <w:r>
+        <w:t>prisma, jwt e docker</w:t>
+      </w:r>
+      <w:bookmarkEnd w:id="98"/>
+    </w:p>
+    <w:p>
+      <w:pPr>
+        <w:ind w:firstLine="709"/>
+        <w:jc w:val="both"/>
+        <w:rPr>
+          <w:rFonts w:ascii="Arial" w:hAnsi="Arial" w:cs="Arial"/>
+        </w:rPr>
+      </w:pPr>
+    </w:p>
+    <w:p>
+      <w:pPr>
+        <w:spacing w:line="360" w:lineRule="auto"/>
+        <w:ind w:firstLine="709"/>
+        <w:jc w:val="both"/>
+      </w:pPr>
+      <w:r>
+        <w:rPr>
+          <w:rFonts w:ascii="Arial" w:eastAsia="Arial" w:hAnsi="Arial"/>
+        </w:rPr>
+        <w:t xml:space="preserve">O Prisma é um ORM para Node.js e </w:t>
+      </w:r>
+      <w:proofErr w:type="spellStart"/>
+      <w:r>
+        <w:rPr>
+          <w:rFonts w:ascii="Arial" w:eastAsia="Arial" w:hAnsi="Arial"/>
+        </w:rPr>
+        <w:t>TypeScript</w:t>
+      </w:r>
+      <w:proofErr w:type="spellEnd"/>
+      <w:r>
+        <w:rPr>
+          <w:rFonts w:ascii="Arial" w:eastAsia="Arial" w:hAnsi="Arial"/>
+        </w:rPr>
+        <w:t>. Ele auxilia na modelagem dos dados, na execução de consultas e no controle de alterações do banco por meio de migrações, reduzindo a necessidade de escrever todo o SQL manualmente (PRISMA, 2026).</w:t>
+      </w:r>
+    </w:p>
+    <w:p>
+      <w:pPr>
+        <w:spacing w:line="360" w:lineRule="auto"/>
+        <w:ind w:firstLine="709"/>
+        <w:jc w:val="both"/>
+      </w:pPr>
+      <w:r>
+        <w:rPr>
+          <w:rFonts w:ascii="Arial" w:eastAsia="Arial" w:hAnsi="Arial"/>
+        </w:rPr>
+        <w:t>O JWT, definido pela RFC 7519, é um formato compacto para representar informações de autenticação e autorização entre partes. No sistema, ele pode ser utilizado após o login para identificar o usuário e validar suas permissões em cada requisição (IETF, 2015).</w:t>
+      </w:r>
+    </w:p>
+    <w:p>
+      <w:pPr>
+        <w:spacing w:line="360" w:lineRule="auto"/>
+        <w:ind w:firstLine="709"/>
+        <w:jc w:val="both"/>
+      </w:pPr>
+      <w:r>
+        <w:rPr>
+          <w:rFonts w:ascii="Arial" w:eastAsia="Arial" w:hAnsi="Arial"/>
+        </w:rPr>
+        <w:t xml:space="preserve">O Docker permite executar aplicações em containers, padronizando o ambiente de desenvolvimento e implantação. Com ele, é possível organizar </w:t>
+      </w:r>
+      <w:proofErr w:type="spellStart"/>
+      <w:r>
+        <w:rPr>
+          <w:rFonts w:ascii="Arial" w:eastAsia="Arial" w:hAnsi="Arial"/>
+        </w:rPr>
+        <w:t>frontend</w:t>
+      </w:r>
+      <w:proofErr w:type="spellEnd"/>
+      <w:r>
+        <w:rPr>
+          <w:rFonts w:ascii="Arial" w:eastAsia="Arial" w:hAnsi="Arial"/>
+        </w:rPr>
+        <w:t xml:space="preserve">, </w:t>
+      </w:r>
+      <w:proofErr w:type="spellStart"/>
+      <w:r>
+        <w:rPr>
+          <w:rFonts w:ascii="Arial" w:eastAsia="Arial" w:hAnsi="Arial"/>
+        </w:rPr>
+        <w:t>backend</w:t>
+      </w:r>
+      <w:proofErr w:type="spellEnd"/>
+      <w:r>
+        <w:rPr>
+          <w:rFonts w:ascii="Arial" w:eastAsia="Arial" w:hAnsi="Arial"/>
+        </w:rPr>
+        <w:t xml:space="preserve"> e banco de dados em ambientes separados e reproduzíveis, reduzindo problemas de configuração entre computadores diferentes (DOCKER, 2026).</w:t>
+      </w:r>
+    </w:p>
+    <w:p>
+      <w:pPr>
+        <w:pStyle w:val="Subcaptulo1FATEC"/>
         <w:numPr>
           <w:ilvl w:val="0"/>
           <w:numId w:val="0"/>
         </w:numPr>
-        <w:tabs>
-          <w:tab w:val="num" w:pos="2160"/>
-        </w:tabs>
-        <w:ind w:left="568"/>
-      </w:pPr>
-      <w:r>
-        <w:t xml:space="preserve">2.2.3 </w:t>
-      </w:r>
-      <w:proofErr w:type="spellStart"/>
-      <w:r>
-        <w:t>Transferencia</w:t>
-      </w:r>
-      <w:proofErr w:type="spellEnd"/>
-      <w:r>
-        <w:t xml:space="preserve"> de Estoque</w:t>
-      </w:r>
-    </w:p>
-    <w:p>
-      <w:pPr>
-        <w:pStyle w:val="TextoFATEC"/>
-        <w:ind w:left="709" w:firstLine="0"/>
-        <w:rPr>
-          <w:bdr w:val="none" w:sz="0" w:space="0" w:color="auto" w:frame="1"/>
-          <w:lang w:eastAsia="pt-BR"/>
-        </w:rPr>
-      </w:pPr>
-      <w:r>
-        <w:rPr>
-          <w:bdr w:val="none" w:sz="0" w:space="0" w:color="auto" w:frame="1"/>
-          <w:lang w:eastAsia="pt-BR"/>
-        </w:rPr>
-        <w:t xml:space="preserve">Necessário caso haja mais de uma loja ou depósito, a ferramenta organiza a movimentação dos </w:t>
-      </w:r>
-      <w:proofErr w:type="spellStart"/>
-      <w:r>
-        <w:rPr>
-          <w:bdr w:val="none" w:sz="0" w:space="0" w:color="auto" w:frame="1"/>
-          <w:lang w:eastAsia="pt-BR"/>
-        </w:rPr>
-        <w:t>produros</w:t>
-      </w:r>
-      <w:proofErr w:type="spellEnd"/>
-      <w:r>
-        <w:rPr>
-          <w:bdr w:val="none" w:sz="0" w:space="0" w:color="auto" w:frame="1"/>
-          <w:lang w:eastAsia="pt-BR"/>
-        </w:rPr>
-        <w:t xml:space="preserve"> entre as unidades, evitando que uma transferência fique sem registro e gere divergência entre o que o sistema mostra e o que realmente tem em cada local.</w:t>
-      </w:r>
-    </w:p>
-    <w:p>
-      <w:pPr>
-        <w:pStyle w:val="Subcaptulo2FATEC"/>
+        <w:rPr>
+          <w:b w:val="0"/>
+          <w:bCs w:val="0"/>
+        </w:rPr>
+      </w:pPr>
+    </w:p>
+    <w:p>
+      <w:pPr>
+        <w:pStyle w:val="Subcaptulo1FATEC"/>
         <w:numPr>
           <w:ilvl w:val="0"/>
           <w:numId w:val="0"/>
         </w:numPr>
-        <w:tabs>
-          <w:tab w:val="num" w:pos="2160"/>
-        </w:tabs>
-        <w:ind w:left="568"/>
-      </w:pPr>
-      <w:r>
-        <w:t>2.2.4 Cotação Online</w:t>
-      </w:r>
-    </w:p>
-    <w:p>
-      <w:pPr>
-        <w:pStyle w:val="Ttulo2Char"/>
-        <w:ind w:left="705"/>
-        <w:rPr>
-          <w:bdr w:val="none" w:sz="0" w:space="0" w:color="auto" w:frame="1"/>
-          <w:lang w:eastAsia="pt-BR"/>
-        </w:rPr>
-      </w:pPr>
-      <w:r>
-        <w:rPr>
-          <w:bdr w:val="none" w:sz="0" w:space="0" w:color="auto" w:frame="1"/>
-          <w:lang w:eastAsia="pt-BR"/>
-        </w:rPr>
-        <w:t>Com essa ferramenta, é possível enviar um único pedido de cotação para vários fornecedores de uma vez, sem reenviar a mesma solicitação repetidamente. As respostas chegam por e-mail, o que facilita comparar preços antes de decidir a compra.</w:t>
-      </w:r>
-    </w:p>
-    <w:p>
-      <w:pPr>
-        <w:rPr>
-          <w:rFonts w:ascii="Arial" w:hAnsi="Arial" w:cs="Arial"/>
-        </w:rPr>
-      </w:pPr>
-    </w:p>
-    <w:p>
-      <w:pPr>
-        <w:rPr>
-          <w:rFonts w:ascii="Arial" w:hAnsi="Arial" w:cs="Arial"/>
-        </w:rPr>
-      </w:pPr>
-    </w:p>
-    <w:p>
-      <w:pPr>
-        <w:pStyle w:val="Subcaptulo2FATEC"/>
-        <w:numPr>
-          <w:ilvl w:val="0"/>
-          <w:numId w:val="0"/>
-        </w:numPr>
-        <w:tabs>
-          <w:tab w:val="num" w:pos="2160"/>
-        </w:tabs>
-        <w:ind w:left="568"/>
-      </w:pPr>
-      <w:r>
-        <w:t>2.2.5 Gestão de Compras</w:t>
-      </w:r>
-    </w:p>
-    <w:p>
-      <w:pPr>
-        <w:pStyle w:val="TextoFATEC"/>
-        <w:ind w:left="705" w:firstLine="0"/>
-        <w:rPr>
-          <w:bdr w:val="none" w:sz="0" w:space="0" w:color="auto" w:frame="1"/>
-          <w:lang w:eastAsia="pt-BR"/>
-        </w:rPr>
-      </w:pPr>
-      <w:r>
-        <w:rPr>
-          <w:bdr w:val="none" w:sz="0" w:space="0" w:color="auto" w:frame="1"/>
-          <w:lang w:eastAsia="pt-BR"/>
-        </w:rPr>
-        <w:t xml:space="preserve">A </w:t>
-      </w:r>
-      <w:proofErr w:type="spellStart"/>
-      <w:r>
-        <w:rPr>
-          <w:bdr w:val="none" w:sz="0" w:space="0" w:color="auto" w:frame="1"/>
-          <w:lang w:eastAsia="pt-BR"/>
-        </w:rPr>
-        <w:t>feramenta</w:t>
-      </w:r>
-      <w:proofErr w:type="spellEnd"/>
-      <w:r>
-        <w:rPr>
-          <w:bdr w:val="none" w:sz="0" w:space="0" w:color="auto" w:frame="1"/>
-          <w:lang w:eastAsia="pt-BR"/>
-        </w:rPr>
-        <w:t xml:space="preserve"> centraliza o registro das compras de produtos feitas pela empresa, o que ajuda a acompanhar o abastecimento e decidir quando comprar mais de um item, com base no histórico real de consumo.</w:t>
-      </w:r>
-    </w:p>
-    <w:p>
-      <w:pPr>
-        <w:rPr>
-          <w:rFonts w:ascii="Arial" w:hAnsi="Arial" w:cs="Arial"/>
-        </w:rPr>
-      </w:pPr>
-    </w:p>
-    <w:p>
-      <w:pPr>
-        <w:rPr>
-          <w:rFonts w:ascii="Arial" w:hAnsi="Arial" w:cs="Arial"/>
-        </w:rPr>
-      </w:pPr>
-    </w:p>
-    <w:p>
-      <w:pPr>
-        <w:pStyle w:val="Subcaptulo2FATEC"/>
-        <w:numPr>
-          <w:ilvl w:val="0"/>
-          <w:numId w:val="0"/>
-        </w:numPr>
-        <w:tabs>
-          <w:tab w:val="num" w:pos="2160"/>
-        </w:tabs>
-        <w:ind w:left="568"/>
-      </w:pPr>
-      <w:r>
-        <w:t>2.2.6 Cadastro de Produtos</w:t>
-      </w:r>
-    </w:p>
-    <w:p>
-      <w:pPr>
-        <w:pStyle w:val="TextoFATEC"/>
-        <w:ind w:left="705" w:firstLine="0"/>
-        <w:rPr>
-          <w:bdr w:val="none" w:sz="0" w:space="0" w:color="auto" w:frame="1"/>
-          <w:lang w:eastAsia="pt-BR"/>
-        </w:rPr>
-      </w:pPr>
-      <w:r>
-        <w:rPr>
-          <w:bdr w:val="none" w:sz="0" w:space="0" w:color="auto" w:frame="1"/>
-          <w:lang w:eastAsia="pt-BR"/>
-        </w:rPr>
-        <w:t>A base de todas as outras ferramentas. Quanto mais completo o cadastro, mais preciosos ficam os relatórios e os alertas de estoque baixo gerados a partir dele.</w:t>
-      </w:r>
+        <w:ind w:left="709"/>
+      </w:pPr>
     </w:p>
     <w:p>
       <w:pPr>
@@ -5216,33 +5585,7 @@
           <w:ilvl w:val="0"/>
           <w:numId w:val="0"/>
         </w:numPr>
-        <w:ind w:left="340"/>
-      </w:pPr>
-      <w:r>
-        <w:br w:type="page"/>
-      </w:r>
-      <w:bookmarkStart w:id="84" w:name="_Toc240127552"/>
-      <w:r>
-        <w:rPr>
-          <w:rStyle w:val="Ttulo1Char"/>
-          <w:b/>
-          <w:bCs/>
-          <w:caps/>
-        </w:rPr>
-        <w:lastRenderedPageBreak/>
-        <w:t>CONCLUSÃO</w:t>
-      </w:r>
-      <w:bookmarkEnd w:id="81"/>
-      <w:r>
-        <w:rPr>
-          <w:rStyle w:val="Ttulo1Char"/>
-          <w:b/>
-          <w:bCs/>
-          <w:caps/>
-        </w:rPr>
-        <w:t xml:space="preserve"> </w:t>
-      </w:r>
-      <w:r>
+        <w:ind w:left="340" w:hanging="340"/>
         <w:rPr>
           <w:rStyle w:val="Ttulo1Char"/>
           <w:b/>
@@ -5250,22 +5593,197 @@
           <w:caps/>
           <w:color w:val="FF0000"/>
         </w:rPr>
-        <w:t>(É UMA SEÇÃO NUMERADA</w:t>
-      </w:r>
-      <w:r>
-        <w:t>.</w:t>
-      </w:r>
+      </w:pPr>
+      <w:r>
+        <w:br w:type="page"/>
+      </w:r>
+      <w:bookmarkStart w:id="99" w:name="_Toc240211682"/>
       <w:r>
         <w:rPr>
           <w:rStyle w:val="Ttulo1Char"/>
           <w:b/>
           <w:bCs/>
           <w:caps/>
-          <w:color w:val="FF0000"/>
-        </w:rPr>
-        <w:t xml:space="preserve"> iniciada em uma nova página)</w:t>
-      </w:r>
-      <w:bookmarkEnd w:id="84"/>
+        </w:rPr>
+        <w:lastRenderedPageBreak/>
+        <w:t>CONCLUSÃO</w:t>
+      </w:r>
+      <w:bookmarkEnd w:id="86"/>
+      <w:bookmarkEnd w:id="99"/>
+      <w:r>
+        <w:rPr>
+          <w:rStyle w:val="Ttulo1Char"/>
+          <w:b/>
+          <w:bCs/>
+          <w:caps/>
+        </w:rPr>
+        <w:t xml:space="preserve"> </w:t>
+      </w:r>
+    </w:p>
+    <w:p>
+      <w:pPr>
+        <w:rPr>
+          <w:lang w:eastAsia="pt-BR"/>
+        </w:rPr>
+      </w:pPr>
+    </w:p>
+    <w:p>
+      <w:pPr>
+        <w:spacing w:line="360" w:lineRule="auto"/>
+        <w:ind w:firstLine="709"/>
+        <w:jc w:val="both"/>
+      </w:pPr>
+      <w:r>
+        <w:rPr>
+          <w:rFonts w:ascii="Arial" w:eastAsia="Arial" w:hAnsi="Arial"/>
+        </w:rPr>
+        <w:t xml:space="preserve">A pesquisa indica que a </w:t>
+      </w:r>
+      <w:proofErr w:type="spellStart"/>
+      <w:r>
+        <w:rPr>
+          <w:rFonts w:ascii="Arial" w:eastAsia="Arial" w:hAnsi="Arial"/>
+        </w:rPr>
+        <w:t>stack</w:t>
+      </w:r>
+      <w:proofErr w:type="spellEnd"/>
+      <w:r>
+        <w:rPr>
+          <w:rFonts w:ascii="Arial" w:eastAsia="Arial" w:hAnsi="Arial"/>
+        </w:rPr>
+        <w:t xml:space="preserve"> </w:t>
+      </w:r>
+      <w:proofErr w:type="spellStart"/>
+      <w:r>
+        <w:rPr>
+          <w:rFonts w:ascii="Arial" w:eastAsia="Arial" w:hAnsi="Arial"/>
+        </w:rPr>
+        <w:t>React</w:t>
+      </w:r>
+      <w:proofErr w:type="spellEnd"/>
+      <w:r>
+        <w:rPr>
+          <w:rFonts w:ascii="Arial" w:eastAsia="Arial" w:hAnsi="Arial"/>
+        </w:rPr>
+        <w:t xml:space="preserve">, </w:t>
+      </w:r>
+      <w:proofErr w:type="spellStart"/>
+      <w:r>
+        <w:rPr>
+          <w:rFonts w:ascii="Arial" w:eastAsia="Arial" w:hAnsi="Arial"/>
+        </w:rPr>
+        <w:t>NestJS</w:t>
+      </w:r>
+      <w:proofErr w:type="spellEnd"/>
+      <w:r>
+        <w:rPr>
+          <w:rFonts w:ascii="Arial" w:eastAsia="Arial" w:hAnsi="Arial"/>
+        </w:rPr>
+        <w:t xml:space="preserve">, PostgreSQL, Prisma, JWT e Docker é adequada para o desenvolvimento de um sistema web de gestão de compras, vendas e estoque. Essa combinação permite criar uma interface moderna, </w:t>
+      </w:r>
+      <w:proofErr w:type="spellStart"/>
+      <w:r>
+        <w:rPr>
+          <w:rFonts w:ascii="Arial" w:eastAsia="Arial" w:hAnsi="Arial"/>
+        </w:rPr>
+        <w:t>backend</w:t>
+      </w:r>
+      <w:proofErr w:type="spellEnd"/>
+      <w:r>
+        <w:rPr>
+          <w:rFonts w:ascii="Arial" w:eastAsia="Arial" w:hAnsi="Arial"/>
+        </w:rPr>
+        <w:t xml:space="preserve"> organizado, banco relacional confiável, autenticação segura, comunicação estruturada com os dados e ambiente padronizado.</w:t>
+      </w:r>
+    </w:p>
+    <w:p>
+      <w:pPr>
+        <w:spacing w:line="360" w:lineRule="auto"/>
+        <w:ind w:firstLine="709"/>
+        <w:jc w:val="both"/>
+      </w:pPr>
+      <w:r>
+        <w:rPr>
+          <w:rFonts w:ascii="Arial" w:eastAsia="Arial" w:hAnsi="Arial"/>
+        </w:rPr>
+        <w:t xml:space="preserve">O </w:t>
+      </w:r>
+      <w:proofErr w:type="spellStart"/>
+      <w:r>
+        <w:rPr>
+          <w:rFonts w:ascii="Arial" w:eastAsia="Arial" w:hAnsi="Arial"/>
+        </w:rPr>
+        <w:t>React</w:t>
+      </w:r>
+      <w:proofErr w:type="spellEnd"/>
+      <w:r>
+        <w:rPr>
+          <w:rFonts w:ascii="Arial" w:eastAsia="Arial" w:hAnsi="Arial"/>
+        </w:rPr>
+        <w:t xml:space="preserve"> atende à camada visual, o </w:t>
+      </w:r>
+      <w:proofErr w:type="spellStart"/>
+      <w:r>
+        <w:rPr>
+          <w:rFonts w:ascii="Arial" w:eastAsia="Arial" w:hAnsi="Arial"/>
+        </w:rPr>
+        <w:t>NestJS</w:t>
+      </w:r>
+      <w:proofErr w:type="spellEnd"/>
+      <w:r>
+        <w:rPr>
+          <w:rFonts w:ascii="Arial" w:eastAsia="Arial" w:hAnsi="Arial"/>
+        </w:rPr>
+        <w:t xml:space="preserve"> organiza as regras de negócio e a API, o PostgreSQL armazena dados relacionais, o Prisma facilita o acesso ao banco, o JWT contribui para autenticação e autorização, e o Docker melhora a portabilidade do ambiente.</w:t>
+      </w:r>
+    </w:p>
+    <w:p>
+      <w:pPr>
+        <w:spacing w:line="360" w:lineRule="auto"/>
+        <w:ind w:firstLine="709"/>
+        <w:jc w:val="both"/>
+      </w:pPr>
+      <w:r>
+        <w:rPr>
+          <w:rFonts w:ascii="Arial" w:eastAsia="Arial" w:hAnsi="Arial"/>
+        </w:rPr>
+        <w:t xml:space="preserve">Conclui-se que a escolha da </w:t>
+      </w:r>
+      <w:proofErr w:type="spellStart"/>
+      <w:r>
+        <w:rPr>
+          <w:rFonts w:ascii="Arial" w:eastAsia="Arial" w:hAnsi="Arial"/>
+        </w:rPr>
+        <w:t>stack</w:t>
+      </w:r>
+      <w:proofErr w:type="spellEnd"/>
+      <w:r>
+        <w:rPr>
+          <w:rFonts w:ascii="Arial" w:eastAsia="Arial" w:hAnsi="Arial"/>
+        </w:rPr>
+        <w:t xml:space="preserve"> deve ser feita com base no contexto do projeto. No caso de um sistema administrativo com compras, vendas, estoque, dashboard e relatórios, a </w:t>
+      </w:r>
+      <w:proofErr w:type="spellStart"/>
+      <w:r>
+        <w:rPr>
+          <w:rFonts w:ascii="Arial" w:eastAsia="Arial" w:hAnsi="Arial"/>
+        </w:rPr>
+        <w:t>stack</w:t>
+      </w:r>
+      <w:proofErr w:type="spellEnd"/>
+      <w:r>
+        <w:rPr>
+          <w:rFonts w:ascii="Arial" w:eastAsia="Arial" w:hAnsi="Arial"/>
+        </w:rPr>
+        <w:t xml:space="preserve"> recomendada oferece equilíbrio entre produtividade, organização, segurança, manutenção e possibilidade de crescimento.</w:t>
+      </w:r>
+    </w:p>
+    <w:p>
+      <w:pPr>
+        <w:rPr>
+          <w:lang w:eastAsia="pt-BR"/>
+        </w:rPr>
+      </w:pPr>
     </w:p>
     <w:p>
       <w:pPr>
@@ -5308,12 +5826,12 @@
       <w:pPr>
         <w:pStyle w:val="Ttulo-RESUMOABSTREFAPEND"/>
       </w:pPr>
-      <w:bookmarkStart w:id="85" w:name="_Toc240127553"/>
+      <w:bookmarkStart w:id="100" w:name="_Toc240211683"/>
       <w:r>
         <w:lastRenderedPageBreak/>
         <w:t>REFERÊNCIAS</w:t>
       </w:r>
-      <w:bookmarkEnd w:id="85"/>
+      <w:bookmarkEnd w:id="100"/>
       <w:r>
         <w:t xml:space="preserve"> </w:t>
       </w:r>
@@ -5329,256 +5847,6 @@
           <w:szCs w:val="28"/>
         </w:rPr>
       </w:pPr>
-      <w:r>
-        <w:rPr>
-          <w:noProof/>
-          <w:lang w:eastAsia="pt-BR"/>
-        </w:rPr>
-        <mc:AlternateContent>
-          <mc:Choice Requires="wps">
-            <w:drawing>
-              <wp:anchor distT="0" distB="0" distL="114935" distR="114935" simplePos="0" relativeHeight="251692544" behindDoc="0" locked="0" layoutInCell="1" allowOverlap="1" wp14:anchorId="43298960" wp14:editId="2B87F042">
-                <wp:simplePos x="0" y="0"/>
-                <wp:positionH relativeFrom="margin">
-                  <wp:align>center</wp:align>
-                </wp:positionH>
-                <wp:positionV relativeFrom="paragraph">
-                  <wp:posOffset>38726</wp:posOffset>
-                </wp:positionV>
-                <wp:extent cx="5464222" cy="327546"/>
-                <wp:effectExtent l="0" t="0" r="0" b="0"/>
-                <wp:wrapNone/>
-                <wp:docPr id="15" name="Caixa de texto 6"/>
-                <wp:cNvGraphicFramePr>
-                  <a:graphicFrameLocks xmlns:a="http://schemas.openxmlformats.org/drawingml/2006/main"/>
-                </wp:cNvGraphicFramePr>
-                <a:graphic xmlns:a="http://schemas.openxmlformats.org/drawingml/2006/main">
-                  <a:graphicData uri="http://schemas.microsoft.com/office/word/2010/wordprocessingShape">
-                    <wps:wsp>
-                      <wps:cNvSpPr txBox="1">
-                        <a:spLocks noChangeArrowheads="1"/>
-                      </wps:cNvSpPr>
-                      <wps:spPr bwMode="auto">
-                        <a:xfrm>
-                          <a:off x="0" y="0"/>
-                          <a:ext cx="5464222" cy="327546"/>
-                        </a:xfrm>
-                        <a:prstGeom prst="rect">
-                          <a:avLst/>
-                        </a:prstGeom>
-                        <a:noFill/>
-                        <a:ln w="9525" cmpd="sng">
-                          <a:noFill/>
-                          <a:prstDash val="solid"/>
-                          <a:miter lim="800000"/>
-                          <a:headEnd/>
-                          <a:tailEnd/>
-                        </a:ln>
-                      </wps:spPr>
-                      <wps:txbx>
-                        <w:txbxContent>
-                          <w:p>
-                            <w:pPr>
-                              <w:jc w:val="center"/>
-                              <w:rPr>
-                                <w:sz w:val="20"/>
-                                <w:szCs w:val="20"/>
-                              </w:rPr>
-                            </w:pPr>
-                            <w:r>
-                              <w:rPr>
-                                <w:color w:val="FF0000"/>
-                                <w:sz w:val="20"/>
-                                <w:szCs w:val="20"/>
-                              </w:rPr>
-                              <w:t>(</w:t>
-                            </w:r>
-                            <w:r>
-                              <w:rPr>
-                                <w:color w:val="FF0000"/>
-                                <w:sz w:val="20"/>
-                                <w:szCs w:val="20"/>
-                              </w:rPr>
-                              <w:t xml:space="preserve">Deixar dois espaços simples </w:t>
-                            </w:r>
-                            <w:proofErr w:type="spellStart"/>
-                            <w:r>
-                              <w:rPr>
-                                <w:color w:val="FF0000"/>
-                                <w:sz w:val="20"/>
-                                <w:szCs w:val="20"/>
-                              </w:rPr>
-                              <w:t>arial</w:t>
-                            </w:r>
-                            <w:proofErr w:type="spellEnd"/>
-                            <w:r>
-                              <w:rPr>
-                                <w:color w:val="FF0000"/>
-                                <w:sz w:val="20"/>
-                                <w:szCs w:val="20"/>
-                              </w:rPr>
-                              <w:t xml:space="preserve"> 12 entre esse título e a </w:t>
-                            </w:r>
-                            <w:proofErr w:type="spellStart"/>
-                            <w:r>
-                              <w:rPr>
-                                <w:color w:val="FF0000"/>
-                                <w:sz w:val="20"/>
-                                <w:szCs w:val="20"/>
-                              </w:rPr>
-                              <w:t>primeria</w:t>
-                            </w:r>
-                            <w:proofErr w:type="spellEnd"/>
-                            <w:r>
-                              <w:rPr>
-                                <w:color w:val="FF0000"/>
-                                <w:sz w:val="20"/>
-                                <w:szCs w:val="20"/>
-                              </w:rPr>
-                              <w:t xml:space="preserve"> refer</w:t>
-                            </w:r>
-                            <w:r>
-                              <w:rPr>
-                                <w:color w:val="FF0000"/>
-                                <w:sz w:val="20"/>
-                                <w:szCs w:val="20"/>
-                              </w:rPr>
-                              <w:t>ê</w:t>
-                            </w:r>
-                            <w:r>
-                              <w:rPr>
-                                <w:color w:val="FF0000"/>
-                                <w:sz w:val="20"/>
-                                <w:szCs w:val="20"/>
-                              </w:rPr>
-                              <w:t>ncia da lista</w:t>
-                            </w:r>
-                            <w:r>
-                              <w:rPr>
-                                <w:color w:val="FF0000"/>
-                                <w:sz w:val="20"/>
-                                <w:szCs w:val="20"/>
-                              </w:rPr>
-                              <w:t>)</w:t>
-                            </w:r>
-                          </w:p>
-                          <w:p/>
-                        </w:txbxContent>
-                      </wps:txbx>
-                      <wps:bodyPr rot="0" vert="horz" wrap="square" lIns="91440" tIns="45720" rIns="91440" bIns="45720" anchor="t" anchorCtr="0" upright="1">
-                        <a:noAutofit/>
-                      </wps:bodyPr>
-                    </wps:wsp>
-                  </a:graphicData>
-                </a:graphic>
-                <wp14:sizeRelH relativeFrom="page">
-                  <wp14:pctWidth>0</wp14:pctWidth>
-                </wp14:sizeRelH>
-                <wp14:sizeRelV relativeFrom="page">
-                  <wp14:pctHeight>0</wp14:pctHeight>
-                </wp14:sizeRelV>
-              </wp:anchor>
-            </w:drawing>
-          </mc:Choice>
-          <mc:Fallback>
-            <w:pict>
-              <v:shape w14:anchorId="43298960" id="Caixa de texto 6" o:spid="_x0000_s1027" type="#_x0000_t202" style="position:absolute;left:0;text-align:left;margin-left:0;margin-top:3.05pt;width:430.25pt;height:25.8pt;z-index:251692544;visibility:visible;mso-wrap-style:square;mso-width-percent:0;mso-height-percent:0;mso-wrap-distance-left:9.05pt;mso-wrap-distance-top:0;mso-wrap-distance-right:9.05pt;mso-wrap-distance-bottom:0;mso-position-horizontal:center;mso-position-horizontal-relative:margin;mso-position-vertical:absolute;mso-position-vertical-relative:text;mso-width-percent:0;mso-height-percent:0;mso-width-relative:page;mso-height-relative:page;v-text-anchor:top" o:gfxdata="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" filled="f" stroked="f">
-                <v:textbox>
-                  <w:txbxContent>
-                    <w:p>
-                      <w:pPr>
-                        <w:jc w:val="center"/>
-                        <w:rPr>
-                          <w:sz w:val="20"/>
-                          <w:szCs w:val="20"/>
-                        </w:rPr>
-                      </w:pPr>
-                      <w:r>
-                        <w:rPr>
-                          <w:color w:val="FF0000"/>
-                          <w:sz w:val="20"/>
-                          <w:szCs w:val="20"/>
-                        </w:rPr>
-                        <w:t>(</w:t>
-                      </w:r>
-                      <w:r>
-                        <w:rPr>
-                          <w:color w:val="FF0000"/>
-                          <w:sz w:val="20"/>
-                          <w:szCs w:val="20"/>
-                        </w:rPr>
-                        <w:t xml:space="preserve">Deixar dois espaços simples </w:t>
-                      </w:r>
-                      <w:proofErr w:type="spellStart"/>
-                      <w:r>
-                        <w:rPr>
-                          <w:color w:val="FF0000"/>
-                          <w:sz w:val="20"/>
-                          <w:szCs w:val="20"/>
-                        </w:rPr>
-                        <w:t>arial</w:t>
-                      </w:r>
-                      <w:proofErr w:type="spellEnd"/>
-                      <w:r>
-                        <w:rPr>
-                          <w:color w:val="FF0000"/>
-                          <w:sz w:val="20"/>
-                          <w:szCs w:val="20"/>
-                        </w:rPr>
-                        <w:t xml:space="preserve"> 12 entre esse título e a </w:t>
-                      </w:r>
-                      <w:proofErr w:type="spellStart"/>
-                      <w:r>
-                        <w:rPr>
-                          <w:color w:val="FF0000"/>
-                          <w:sz w:val="20"/>
-                          <w:szCs w:val="20"/>
-                        </w:rPr>
-                        <w:t>primeria</w:t>
-                      </w:r>
-                      <w:proofErr w:type="spellEnd"/>
-                      <w:r>
-                        <w:rPr>
-                          <w:color w:val="FF0000"/>
-                          <w:sz w:val="20"/>
-                          <w:szCs w:val="20"/>
-                        </w:rPr>
-                        <w:t xml:space="preserve"> refer</w:t>
-                      </w:r>
-                      <w:r>
-                        <w:rPr>
-                          <w:color w:val="FF0000"/>
-                          <w:sz w:val="20"/>
-                          <w:szCs w:val="20"/>
-                        </w:rPr>
-                        <w:t>ê</w:t>
-                      </w:r>
-                      <w:r>
-                        <w:rPr>
-                          <w:color w:val="FF0000"/>
-                          <w:sz w:val="20"/>
-                          <w:szCs w:val="20"/>
-                        </w:rPr>
-                        <w:t>ncia da lista</w:t>
-                      </w:r>
-                      <w:r>
-                        <w:rPr>
-                          <w:color w:val="FF0000"/>
-                          <w:sz w:val="20"/>
-                          <w:szCs w:val="20"/>
-                        </w:rPr>
-                        <w:t>)</w:t>
-                      </w:r>
-                    </w:p>
-                    <w:p/>
-                  </w:txbxContent>
-                </v:textbox>
-                <w10:wrap anchorx="margin"/>
-              </v:shape>
-            </w:pict>
-          </mc:Fallback>
-        </mc:AlternateContent>
-      </w:r>
     </w:p>
     <w:p>
       <w:pPr>
@@ -5593,90 +5861,426 @@
       <w:pPr>
         <w:pStyle w:val="RefernciasBibliogrficasFATEC"/>
         <w:rPr>
-          <w:lang w:eastAsia="pt-BR"/>
-        </w:rPr>
-      </w:pPr>
-      <w:r>
-        <w:rPr>
-          <w:lang w:eastAsia="pt-BR"/>
-        </w:rPr>
-        <w:t>ESTRELLA, C. </w:t>
-      </w:r>
-      <w:r>
-        <w:rPr>
-          <w:b/>
-          <w:bCs/>
-          <w:lang w:eastAsia="pt-BR"/>
-        </w:rPr>
-        <w:t xml:space="preserve">CSS </w:t>
-      </w:r>
-      <w:proofErr w:type="spellStart"/>
-      <w:r>
-        <w:rPr>
-          <w:b/>
-          <w:bCs/>
-          <w:lang w:eastAsia="pt-BR"/>
-        </w:rPr>
-        <w:t>inline</w:t>
-      </w:r>
-      <w:proofErr w:type="spellEnd"/>
-      <w:r>
-        <w:rPr>
-          <w:b/>
-          <w:bCs/>
-          <w:lang w:eastAsia="pt-BR"/>
-        </w:rPr>
-        <w:t>, interno ou externo</w:t>
-      </w:r>
-      <w:r>
-        <w:rPr>
-          <w:lang w:eastAsia="pt-BR"/>
-        </w:rPr>
-        <w:t>: entenda a diferença entre eles. [</w:t>
-      </w:r>
-      <w:r>
-        <w:rPr>
-          <w:i/>
-          <w:iCs/>
-          <w:lang w:eastAsia="pt-BR"/>
-        </w:rPr>
-        <w:t>S. l.</w:t>
-      </w:r>
-      <w:r>
-        <w:rPr>
-          <w:lang w:eastAsia="pt-BR"/>
-        </w:rPr>
-        <w:t xml:space="preserve">]: </w:t>
-      </w:r>
-      <w:proofErr w:type="spellStart"/>
-      <w:r>
-        <w:rPr>
-          <w:lang w:eastAsia="pt-BR"/>
-        </w:rPr>
-        <w:t>Hostinger</w:t>
-      </w:r>
-      <w:proofErr w:type="spellEnd"/>
-      <w:r>
-        <w:rPr>
-          <w:lang w:eastAsia="pt-BR"/>
-        </w:rPr>
-        <w:t xml:space="preserve"> Tutoriais, 2022. Disponível em: </w:t>
-      </w:r>
-      <w:hyperlink r:id="rId12" w:tgtFrame="_blank" w:history="1">
-        <w:r>
-          <w:rPr>
-            <w:color w:val="0000FF"/>
-            <w:lang w:eastAsia="pt-BR"/>
-          </w:rPr>
-          <w:t>https://www.hostinger.com.br/tutoriais/diferenca-entre-estilos-css</w:t>
-        </w:r>
-      </w:hyperlink>
-      <w:r>
-        <w:rPr>
-          <w:lang w:eastAsia="pt-BR"/>
-        </w:rPr>
-        <w:t>. Acesso em: 15 maio 2023.</w:t>
-      </w:r>
+          <w:rFonts w:eastAsia="Arial"/>
+        </w:rPr>
+      </w:pPr>
+      <w:r>
+        <w:rPr>
+          <w:rFonts w:eastAsia="Arial"/>
+        </w:rPr>
+        <w:t xml:space="preserve">DOCKER. </w:t>
+      </w:r>
+      <w:proofErr w:type="spellStart"/>
+      <w:r>
+        <w:rPr>
+          <w:rFonts w:eastAsia="Arial"/>
+        </w:rPr>
+        <w:t>What</w:t>
+      </w:r>
+      <w:proofErr w:type="spellEnd"/>
+      <w:r>
+        <w:rPr>
+          <w:rFonts w:eastAsia="Arial"/>
+        </w:rPr>
+        <w:t xml:space="preserve"> </w:t>
+      </w:r>
+      <w:proofErr w:type="spellStart"/>
+      <w:r>
+        <w:rPr>
+          <w:rFonts w:eastAsia="Arial"/>
+        </w:rPr>
+        <w:t>is</w:t>
+      </w:r>
+      <w:proofErr w:type="spellEnd"/>
+      <w:r>
+        <w:rPr>
+          <w:rFonts w:eastAsia="Arial"/>
+        </w:rPr>
+        <w:t xml:space="preserve"> Docker? Docker Docs. Disponível em: https://docs.docker.com/get-started/docker-overview/. Acesso em: 12 set. 2026.</w:t>
+      </w:r>
+    </w:p>
+    <w:p>
+      <w:pPr>
+        <w:pStyle w:val="RefernciasBibliogrficasFATEC"/>
+        <w:rPr>
+          <w:rFonts w:eastAsia="Arial"/>
+        </w:rPr>
+      </w:pPr>
+    </w:p>
+    <w:p>
+      <w:pPr>
+        <w:spacing w:after="240"/>
+        <w:rPr>
+          <w:rFonts w:ascii="Arial" w:eastAsia="Arial" w:hAnsi="Arial"/>
+        </w:rPr>
+      </w:pPr>
+      <w:r>
+        <w:rPr>
+          <w:rFonts w:ascii="Arial" w:eastAsia="Arial" w:hAnsi="Arial"/>
+        </w:rPr>
+        <w:t>IETF. RFC 7519 - JSON Web Token (JWT). Disponível em: https://datatracker.ietf.org/doc/html/rfc7519. Acesso em: 12 set. 2026.</w:t>
+      </w:r>
+    </w:p>
+    <w:p>
+      <w:pPr>
+        <w:spacing w:after="240"/>
+        <w:rPr>
+          <w:rFonts w:ascii="Arial" w:eastAsia="Arial" w:hAnsi="Arial"/>
+        </w:rPr>
+      </w:pPr>
+      <w:r>
+        <w:rPr>
+          <w:rFonts w:ascii="Arial" w:eastAsia="Arial" w:hAnsi="Arial"/>
+        </w:rPr>
+        <w:t xml:space="preserve">JWT. O que </w:t>
+      </w:r>
+      <w:proofErr w:type="gramStart"/>
+      <w:r>
+        <w:rPr>
+          <w:rFonts w:ascii="Arial" w:eastAsia="Arial" w:hAnsi="Arial"/>
+        </w:rPr>
+        <w:t>é ?</w:t>
+      </w:r>
+      <w:proofErr w:type="gramEnd"/>
+      <w:r>
+        <w:rPr>
+          <w:rFonts w:ascii="Arial" w:eastAsia="Arial" w:hAnsi="Arial"/>
+        </w:rPr>
+        <w:t>. Disponível em: https://www.alura.com.br/artigos/o-que-e-json-web-tokens. Acesso em 12 set. 2026.</w:t>
+      </w:r>
+    </w:p>
+    <w:p>
+      <w:pPr>
+        <w:pStyle w:val="RefernciasBibliogrficasFATEC"/>
+        <w:rPr>
+          <w:rFonts w:eastAsia="Arial"/>
+        </w:rPr>
+      </w:pPr>
+      <w:r>
+        <w:rPr>
+          <w:rFonts w:eastAsia="Arial"/>
+        </w:rPr>
+        <w:t xml:space="preserve">NESTJS. </w:t>
+      </w:r>
+      <w:proofErr w:type="spellStart"/>
+      <w:r>
+        <w:rPr>
+          <w:rFonts w:eastAsia="Arial"/>
+        </w:rPr>
+        <w:t>Documentation</w:t>
+      </w:r>
+      <w:proofErr w:type="spellEnd"/>
+      <w:r>
+        <w:rPr>
+          <w:rFonts w:eastAsia="Arial"/>
+        </w:rPr>
+        <w:t xml:space="preserve"> - A </w:t>
+      </w:r>
+      <w:proofErr w:type="spellStart"/>
+      <w:r>
+        <w:rPr>
+          <w:rFonts w:eastAsia="Arial"/>
+        </w:rPr>
+        <w:t>progressive</w:t>
+      </w:r>
+      <w:proofErr w:type="spellEnd"/>
+      <w:r>
+        <w:rPr>
+          <w:rFonts w:eastAsia="Arial"/>
+        </w:rPr>
+        <w:t xml:space="preserve"> Node.js framework. Disponível em: https://docs.nestjs.com/. Acesso em: 12 set. 2026</w:t>
+      </w:r>
+      <w:r>
+        <w:rPr>
+          <w:rFonts w:eastAsia="Arial"/>
+        </w:rPr>
+        <w:t>.</w:t>
+      </w:r>
+    </w:p>
+    <w:p>
+      <w:pPr>
+        <w:pStyle w:val="RefernciasBibliogrficasFATEC"/>
+        <w:rPr>
+          <w:rFonts w:eastAsia="Arial"/>
+        </w:rPr>
+      </w:pPr>
+    </w:p>
+    <w:p>
+      <w:pPr>
+        <w:spacing w:after="240"/>
+        <w:rPr>
+          <w:rFonts w:ascii="Arial" w:eastAsia="Arial" w:hAnsi="Arial"/>
+        </w:rPr>
+      </w:pPr>
+      <w:r>
+        <w:rPr>
+          <w:rFonts w:ascii="Arial" w:eastAsia="Arial" w:hAnsi="Arial"/>
+        </w:rPr>
+        <w:t xml:space="preserve">NESTJS. O que </w:t>
+      </w:r>
+      <w:proofErr w:type="gramStart"/>
+      <w:r>
+        <w:rPr>
+          <w:rFonts w:ascii="Arial" w:eastAsia="Arial" w:hAnsi="Arial"/>
+        </w:rPr>
+        <w:t>é ?</w:t>
+      </w:r>
+      <w:proofErr w:type="gramEnd"/>
+      <w:r>
+        <w:rPr>
+          <w:rFonts w:ascii="Arial" w:eastAsia="Arial" w:hAnsi="Arial"/>
+        </w:rPr>
+        <w:t xml:space="preserve">. Disponível em: </w:t>
+      </w:r>
+      <w:r>
+        <w:rPr>
+          <w:rFonts w:ascii="Arial" w:eastAsia="Arial" w:hAnsi="Arial"/>
+        </w:rPr>
+        <w:t>https://www.alura.com.br/artigos/o-que-e-nestjs</w:t>
+      </w:r>
+      <w:r>
+        <w:rPr>
+          <w:rFonts w:ascii="Arial" w:eastAsia="Arial" w:hAnsi="Arial"/>
+        </w:rPr>
+        <w:t xml:space="preserve">. </w:t>
+      </w:r>
+      <w:proofErr w:type="spellStart"/>
+      <w:r>
+        <w:rPr>
+          <w:rFonts w:ascii="Arial" w:eastAsia="Arial" w:hAnsi="Arial"/>
+        </w:rPr>
+        <w:t>Aceesso</w:t>
+      </w:r>
+      <w:proofErr w:type="spellEnd"/>
+      <w:r>
+        <w:rPr>
+          <w:rFonts w:ascii="Arial" w:eastAsia="Arial" w:hAnsi="Arial"/>
+        </w:rPr>
+        <w:t xml:space="preserve"> em: 12 set. 2026.</w:t>
+      </w:r>
+    </w:p>
+    <w:p>
+      <w:pPr>
+        <w:pStyle w:val="RefernciasBibliogrficasFATEC"/>
+        <w:rPr>
+          <w:rFonts w:eastAsia="Arial"/>
+        </w:rPr>
+      </w:pPr>
+      <w:r>
+        <w:rPr>
+          <w:rFonts w:eastAsia="Arial"/>
+        </w:rPr>
+        <w:t xml:space="preserve">POSTGRESQL. PostgreSQL </w:t>
+      </w:r>
+      <w:proofErr w:type="spellStart"/>
+      <w:r>
+        <w:rPr>
+          <w:rFonts w:eastAsia="Arial"/>
+        </w:rPr>
+        <w:t>Documentation</w:t>
+      </w:r>
+      <w:proofErr w:type="spellEnd"/>
+      <w:r>
+        <w:rPr>
+          <w:rFonts w:eastAsia="Arial"/>
+        </w:rPr>
+        <w:t xml:space="preserve">: </w:t>
+      </w:r>
+      <w:proofErr w:type="spellStart"/>
+      <w:r>
+        <w:rPr>
+          <w:rFonts w:eastAsia="Arial"/>
+        </w:rPr>
+        <w:t>Concepts</w:t>
+      </w:r>
+      <w:proofErr w:type="spellEnd"/>
+      <w:r>
+        <w:rPr>
+          <w:rFonts w:eastAsia="Arial"/>
+        </w:rPr>
+        <w:t>. Disponível em: https://www.postgresql.org/docs/current/tutorial-concepts.html. Acesso em: 12 set. 2026.</w:t>
+      </w:r>
+    </w:p>
+    <w:p>
+      <w:pPr>
+        <w:pStyle w:val="RefernciasBibliogrficasFATEC"/>
+        <w:rPr>
+          <w:rFonts w:eastAsia="Arial"/>
+        </w:rPr>
+      </w:pPr>
+    </w:p>
+    <w:p>
+      <w:pPr>
+        <w:spacing w:after="240"/>
+        <w:rPr>
+          <w:rFonts w:ascii="Arial" w:eastAsia="Arial" w:hAnsi="Arial"/>
+        </w:rPr>
+      </w:pPr>
+      <w:r>
+        <w:rPr>
+          <w:rFonts w:ascii="Arial" w:eastAsia="Arial" w:hAnsi="Arial"/>
+        </w:rPr>
+        <w:t xml:space="preserve">PRISMA. Prisma ORM </w:t>
+      </w:r>
+      <w:proofErr w:type="spellStart"/>
+      <w:r>
+        <w:rPr>
+          <w:rFonts w:ascii="Arial" w:eastAsia="Arial" w:hAnsi="Arial"/>
+        </w:rPr>
+        <w:t>Documentation</w:t>
+      </w:r>
+      <w:proofErr w:type="spellEnd"/>
+      <w:r>
+        <w:rPr>
+          <w:rFonts w:ascii="Arial" w:eastAsia="Arial" w:hAnsi="Arial"/>
+        </w:rPr>
+        <w:t>. Disponível em: https://docs.prisma.io/docs/orm. Acesso em: 12 set. 2026.</w:t>
+      </w:r>
+    </w:p>
+    <w:p>
+      <w:pPr>
+        <w:spacing w:after="240"/>
+        <w:rPr>
+          <w:rFonts w:ascii="Arial" w:eastAsia="Arial" w:hAnsi="Arial"/>
+        </w:rPr>
+      </w:pPr>
+      <w:r>
+        <w:rPr>
+          <w:rFonts w:ascii="Arial" w:eastAsia="Arial" w:hAnsi="Arial"/>
+        </w:rPr>
+        <w:t>PRISMA. Relacionamento entre tabelas ORM. Disponível em: https://www.rocketseat.com.br/blog/artigos/post/realacionamento-entre-tabelas-com-prisma-orm. Acesso em: 12 set. 2026;</w:t>
+      </w:r>
+    </w:p>
+    <w:p>
+      <w:pPr>
+        <w:spacing w:after="240"/>
+        <w:rPr>
+          <w:rFonts w:ascii="Arial" w:eastAsia="Arial" w:hAnsi="Arial"/>
+        </w:rPr>
+      </w:pPr>
+      <w:r>
+        <w:rPr>
+          <w:rFonts w:ascii="Arial" w:eastAsia="Arial" w:hAnsi="Arial"/>
+        </w:rPr>
+        <w:t xml:space="preserve">REACT. </w:t>
+      </w:r>
+      <w:proofErr w:type="spellStart"/>
+      <w:r>
+        <w:rPr>
+          <w:rFonts w:ascii="Arial" w:eastAsia="Arial" w:hAnsi="Arial"/>
+        </w:rPr>
+        <w:t>Learn</w:t>
+      </w:r>
+      <w:proofErr w:type="spellEnd"/>
+      <w:r>
+        <w:rPr>
+          <w:rFonts w:ascii="Arial" w:eastAsia="Arial" w:hAnsi="Arial"/>
+        </w:rPr>
+        <w:t xml:space="preserve"> </w:t>
+      </w:r>
+      <w:proofErr w:type="spellStart"/>
+      <w:r>
+        <w:rPr>
+          <w:rFonts w:ascii="Arial" w:eastAsia="Arial" w:hAnsi="Arial"/>
+        </w:rPr>
+        <w:t>React</w:t>
+      </w:r>
+      <w:proofErr w:type="spellEnd"/>
+      <w:r>
+        <w:rPr>
+          <w:rFonts w:ascii="Arial" w:eastAsia="Arial" w:hAnsi="Arial"/>
+        </w:rPr>
+        <w:t>. Disponível em: https://react.dev/learn. Acesso em: 12 set. 2026.</w:t>
+      </w:r>
+    </w:p>
+    <w:p>
+      <w:pPr>
+        <w:spacing w:after="240"/>
+      </w:pPr>
+      <w:r>
+        <w:rPr>
+          <w:rFonts w:ascii="Arial" w:eastAsia="Arial" w:hAnsi="Arial"/>
+        </w:rPr>
+        <w:t xml:space="preserve">STACK OVERFLOW. 2025 </w:t>
+      </w:r>
+      <w:proofErr w:type="spellStart"/>
+      <w:r>
+        <w:rPr>
+          <w:rFonts w:ascii="Arial" w:eastAsia="Arial" w:hAnsi="Arial"/>
+        </w:rPr>
+        <w:t>Developer</w:t>
+      </w:r>
+      <w:proofErr w:type="spellEnd"/>
+      <w:r>
+        <w:rPr>
+          <w:rFonts w:ascii="Arial" w:eastAsia="Arial" w:hAnsi="Arial"/>
+        </w:rPr>
+        <w:t xml:space="preserve"> </w:t>
+      </w:r>
+      <w:proofErr w:type="spellStart"/>
+      <w:r>
+        <w:rPr>
+          <w:rFonts w:ascii="Arial" w:eastAsia="Arial" w:hAnsi="Arial"/>
+        </w:rPr>
+        <w:t>Survey</w:t>
+      </w:r>
+      <w:proofErr w:type="spellEnd"/>
+      <w:r>
+        <w:rPr>
+          <w:rFonts w:ascii="Arial" w:eastAsia="Arial" w:hAnsi="Arial"/>
+        </w:rPr>
+        <w:t>: Technology. Disponível em: https://survey.stackoverflow.co/2025/technology. Acesso em: 12 set. 2026.</w:t>
+      </w:r>
+    </w:p>
+    <w:p>
+      <w:pPr>
+        <w:spacing w:after="240"/>
+        <w:rPr>
+          <w:rFonts w:ascii="Arial" w:eastAsia="Arial" w:hAnsi="Arial"/>
+        </w:rPr>
+      </w:pPr>
+      <w:r>
+        <w:t>S</w:t>
+      </w:r>
+      <w:r>
+        <w:t>ISTEMA DE GESTÃO DE ESTOQUE</w:t>
+      </w:r>
+      <w:r>
+        <w:t xml:space="preserve">. Disponível em: </w:t>
+      </w:r>
+      <w:r>
+        <w:t>https://gestaoclick.com.br/blog/sistema-de-gestao-de-estoque/</w:t>
+      </w:r>
+      <w:r>
+        <w:t>.</w:t>
+      </w:r>
+      <w:r>
+        <w:rPr>
+          <w:rFonts w:ascii="Arial" w:eastAsia="Arial" w:hAnsi="Arial"/>
+        </w:rPr>
+        <w:t xml:space="preserve"> Acesso em: 12 set. 2026.</w:t>
+      </w:r>
+    </w:p>
+    <w:p>
+      <w:pPr>
+        <w:spacing w:after="240"/>
+        <w:rPr>
+          <w:rFonts w:ascii="Arial" w:eastAsia="Arial" w:hAnsi="Arial"/>
+        </w:rPr>
+      </w:pPr>
+    </w:p>
+    <w:p>
+      <w:pPr>
+        <w:spacing w:after="240"/>
+      </w:pPr>
+    </w:p>
+    <w:p>
+      <w:pPr>
+        <w:spacing w:after="240"/>
+        <w:rPr>
+          <w:rFonts w:ascii="Arial" w:eastAsia="Arial" w:hAnsi="Arial"/>
+        </w:rPr>
+      </w:pPr>
     </w:p>
     <w:p>
       <w:pPr>
@@ -5698,90 +6302,12 @@
     </w:p>
     <w:p>
       <w:pPr>
-        <w:spacing w:line="360" w:lineRule="auto"/>
-        <w:jc w:val="both"/>
-        <w:rPr>
-          <w:rFonts w:ascii="Arial" w:hAnsi="Arial" w:cs="Arial"/>
-          <w:color w:val="FF0000"/>
-        </w:rPr>
-      </w:pPr>
-      <w:r>
-        <w:rPr>
-          <w:rFonts w:ascii="Arial" w:hAnsi="Arial" w:cs="Arial"/>
-          <w:color w:val="FF0000"/>
-        </w:rPr>
-        <w:t xml:space="preserve">As Referências (e não Referências bibliográficas) é uma lista apresentada em ORDEM ALFABÉTICA, sendo </w:t>
-      </w:r>
-      <w:r>
-        <w:rPr>
-          <w:rFonts w:ascii="Arial" w:hAnsi="Arial" w:cs="Arial"/>
-          <w:b/>
-          <w:color w:val="FF0000"/>
-        </w:rPr>
-        <w:t>alinhadas à margem esquerda</w:t>
-      </w:r>
-      <w:r>
-        <w:rPr>
-          <w:rFonts w:ascii="Arial" w:hAnsi="Arial" w:cs="Arial"/>
-          <w:color w:val="FF0000"/>
-        </w:rPr>
-        <w:t xml:space="preserve"> do texto, em espaçamento simples e separadas entre si por um espaço simples </w:t>
-      </w:r>
-      <w:proofErr w:type="spellStart"/>
-      <w:r>
-        <w:rPr>
-          <w:rFonts w:ascii="Arial" w:hAnsi="Arial" w:cs="Arial"/>
-          <w:color w:val="FF0000"/>
-        </w:rPr>
-        <w:t>arial</w:t>
-      </w:r>
-      <w:proofErr w:type="spellEnd"/>
-      <w:r>
-        <w:rPr>
-          <w:rFonts w:ascii="Arial" w:hAnsi="Arial" w:cs="Arial"/>
-          <w:color w:val="FF0000"/>
-        </w:rPr>
-        <w:t>.</w:t>
-      </w:r>
-    </w:p>
-    <w:p>
-      <w:pPr>
-        <w:spacing w:line="360" w:lineRule="auto"/>
-        <w:jc w:val="both"/>
-        <w:rPr>
-          <w:rFonts w:ascii="Arial" w:hAnsi="Arial" w:cs="Arial"/>
-          <w:b/>
-          <w:color w:val="FF0000"/>
-        </w:rPr>
-      </w:pPr>
-    </w:p>
-    <w:p>
-      <w:pPr>
-        <w:spacing w:line="360" w:lineRule="auto"/>
-        <w:jc w:val="both"/>
-        <w:rPr>
-          <w:rFonts w:ascii="Arial" w:hAnsi="Arial" w:cs="Arial"/>
-          <w:b/>
-          <w:color w:val="FF0000"/>
-        </w:rPr>
-      </w:pPr>
-      <w:r>
-        <w:rPr>
-          <w:rFonts w:ascii="Arial" w:hAnsi="Arial" w:cs="Arial"/>
-          <w:b/>
-          <w:color w:val="FF0000"/>
-        </w:rPr>
-        <w:t>Consultar exemplo no manual da nossa instituição.</w:t>
-      </w:r>
-    </w:p>
-    <w:p>
-      <w:pPr>
         <w:pStyle w:val="LegendaFATEC"/>
       </w:pPr>
     </w:p>
     <w:sectPr>
-      <w:headerReference w:type="even" r:id="rId13"/>
-      <w:headerReference w:type="default" r:id="rId14"/>
+      <w:headerReference w:type="even" r:id="rId12"/>
+      <w:headerReference w:type="default" r:id="rId13"/>
       <w:pgSz w:w="11907" w:h="16840" w:code="9"/>
       <w:pgMar w:top="1701" w:right="1134" w:bottom="1134" w:left="1701" w:header="709" w:footer="709" w:gutter="0"/>
       <w:pgNumType w:start="13"/>
@@ -9210,15 +9736,6 @@
   </w:num>
   <w:num w:numId="28" w16cid:durableId="1812944407">
     <w:abstractNumId w:val="14"/>
-    <w:lvlOverride w:ilvl="0"/>
-    <w:lvlOverride w:ilvl="1"/>
-    <w:lvlOverride w:ilvl="2"/>
-    <w:lvlOverride w:ilvl="3"/>
-    <w:lvlOverride w:ilvl="4"/>
-    <w:lvlOverride w:ilvl="5"/>
-    <w:lvlOverride w:ilvl="6"/>
-    <w:lvlOverride w:ilvl="7"/>
-    <w:lvlOverride w:ilvl="8"/>
   </w:num>
   <w:num w:numId="29" w16cid:durableId="36050428">
     <w:abstractNumId w:val="14"/>
@@ -9645,7 +10162,7 @@
   <w:style w:type="paragraph" w:default="1" w:styleId="Normal">
     <w:name w:val="Normal"/>
     <w:qFormat/>
-    <w:rsid w:val="005048D1"/>
+    <w:rsid w:val="005F3A6D"/>
     <w:pPr>
       <w:suppressAutoHyphens/>
     </w:pPr>
@@ -10996,6 +11513,18 @@
       <w:lang w:eastAsia="ar-SA"/>
     </w:rPr>
   </w:style>
+  <w:style w:type="character" w:styleId="MenoPendente">
+    <w:name w:val="Unresolved Mention"/>
+    <w:basedOn w:val="Fontepargpadro"/>
+    <w:uiPriority w:val="99"/>
+    <w:semiHidden/>
+    <w:unhideWhenUsed/>
+    <w:rsid w:val="005F3A6D"/>
+    <w:rPr>
+      <w:color w:val="605E5C"/>
+      <w:shd w:val="clear" w:color="auto" w:fill="E1DFDD"/>
+    </w:rPr>
+  </w:style>
 </w:styles>
 </file>
 
@@ -11261,14 +11790,6 @@
 </file>
 
 <file path=customXml/item1.xml><?xml version="1.0" encoding="utf-8"?>
-<p:properties xmlns:p="http://schemas.microsoft.com/office/2006/metadata/properties" xmlns:xsi="http://www.w3.org/2001/XMLSchema-instance" xmlns:pc="http://schemas.microsoft.com/office/infopath/2007/PartnerControls">
-  <documentManagement>
-    <_activity xmlns="4e353e92-92f3-44c9-9581-cca572c7ce89" xsi:nil="true"/>
-  </documentManagement>
-</p:properties>
-</file>
-
-<file path=customXml/item2.xml><?xml version="1.0" encoding="utf-8"?>
 <?mso-contentType ?>
 <FormTemplates xmlns="http://schemas.microsoft.com/sharepoint/v3/contenttype/forms">
   <Display>DocumentLibraryForm</Display>
@@ -11277,11 +11798,15 @@
 </FormTemplates>
 </file>
 
-<file path=customXml/item3.xml><?xml version="1.0" encoding="utf-8"?>
-<b:Sources xmlns:b="http://schemas.openxmlformats.org/officeDocument/2006/bibliography" xmlns="http://schemas.openxmlformats.org/officeDocument/2006/bibliography" SelectedStyle="\APASixthEditionOfficeOnline.xsl" StyleName="APA" Version="6"/>
+<file path=customXml/item2.xml><?xml version="1.0" encoding="utf-8"?>
+<p:properties xmlns:p="http://schemas.microsoft.com/office/2006/metadata/properties" xmlns:xsi="http://www.w3.org/2001/XMLSchema-instance" xmlns:pc="http://schemas.microsoft.com/office/infopath/2007/PartnerControls">
+  <documentManagement>
+    <_activity xmlns="4e353e92-92f3-44c9-9581-cca572c7ce89" xsi:nil="true"/>
+  </documentManagement>
+</p:properties>
 </file>
 
-<file path=customXml/item4.xml><?xml version="1.0" encoding="utf-8"?>
+<file path=customXml/item3.xml><?xml version="1.0" encoding="utf-8"?>
 <ct:contentTypeSchema xmlns:ct="http://schemas.microsoft.com/office/2006/metadata/contentType" xmlns:ma="http://schemas.microsoft.com/office/2006/metadata/properties/metaAttributes" ct:_="" ma:_="" ma:contentTypeName="Document" ma:contentTypeID="0x010100FA5016A8F703884D9609384DF312AA54" ma:contentTypeVersion="18" ma:contentTypeDescription="Create a new document." ma:contentTypeScope="" ma:versionID="93d902ebb91342aae9a9af735b47cafe">
   <xsd:schema xmlns:xsd="http://www.w3.org/2001/XMLSchema" xmlns:xs="http://www.w3.org/2001/XMLSchema" xmlns:p="http://schemas.microsoft.com/office/2006/metadata/properties" xmlns:ns3="011cce0a-f3ec-4cf7-b2fc-12cedbd348a2" xmlns:ns4="4e353e92-92f3-44c9-9581-cca572c7ce89" targetNamespace="http://schemas.microsoft.com/office/2006/metadata/properties" ma:root="true" ma:fieldsID="c49116e8629a711e0441ceebd4ddf5c4" ns3:_="" ns4:_="">
     <xsd:import namespace="011cce0a-f3ec-4cf7-b2fc-12cedbd348a2"/>
@@ -11534,7 +12059,19 @@
 </ct:contentTypeSchema>
 </file>
 
+<file path=customXml/item4.xml><?xml version="1.0" encoding="utf-8"?>
+<b:Sources xmlns:b="http://schemas.openxmlformats.org/officeDocument/2006/bibliography" xmlns="http://schemas.openxmlformats.org/officeDocument/2006/bibliography" SelectedStyle="\APASixthEditionOfficeOnline.xsl" StyleName="APA" Version="6"/>
+</file>
+
 <file path=customXml/itemProps1.xml><?xml version="1.0" encoding="utf-8"?>
+<ds:datastoreItem xmlns:ds="http://schemas.openxmlformats.org/officeDocument/2006/customXml" ds:itemID="{77207187-20E7-47FD-B5C4-8CCA2ED3B18E}">
+  <ds:schemaRefs>
+    <ds:schemaRef ds:uri="http://schemas.microsoft.com/sharepoint/v3/contenttype/forms"/>
+  </ds:schemaRefs>
+</ds:datastoreItem>
+</file>
+
+<file path=customXml/itemProps2.xml><?xml version="1.0" encoding="utf-8"?>
 <ds:datastoreItem xmlns:ds="http://schemas.openxmlformats.org/officeDocument/2006/customXml" ds:itemID="{7489EB3C-CC50-45EF-867F-0A64F0D02F72}">
   <ds:schemaRefs>
     <ds:schemaRef ds:uri="http://schemas.microsoft.com/office/2006/metadata/properties"/>
@@ -11544,23 +12081,7 @@
 </ds:datastoreItem>
 </file>
 
-<file path=customXml/itemProps2.xml><?xml version="1.0" encoding="utf-8"?>
-<ds:datastoreItem xmlns:ds="http://schemas.openxmlformats.org/officeDocument/2006/customXml" ds:itemID="{77207187-20E7-47FD-B5C4-8CCA2ED3B18E}">
-  <ds:schemaRefs>
-    <ds:schemaRef ds:uri="http://schemas.microsoft.com/sharepoint/v3/contenttype/forms"/>
-  </ds:schemaRefs>
-</ds:datastoreItem>
-</file>
-
 <file path=customXml/itemProps3.xml><?xml version="1.0" encoding="utf-8"?>
-<ds:datastoreItem xmlns:ds="http://schemas.openxmlformats.org/officeDocument/2006/customXml" ds:itemID="{413A5662-96E9-4D8A-8C6E-9449458723C4}">
-  <ds:schemaRefs>
-    <ds:schemaRef ds:uri="http://schemas.openxmlformats.org/officeDocument/2006/bibliography"/>
-  </ds:schemaRefs>
-</ds:datastoreItem>
-</file>
-
-<file path=customXml/itemProps4.xml><?xml version="1.0" encoding="utf-8"?>
 <ds:datastoreItem xmlns:ds="http://schemas.openxmlformats.org/officeDocument/2006/customXml" ds:itemID="{9D8C427F-018D-4EF9-B3EE-27D3269D27CA}">
   <ds:schemaRefs>
     <ds:schemaRef ds:uri="http://schemas.microsoft.com/office/2006/metadata/contentType"/>
@@ -11577,4 +12098,12 @@
     <ds:schemaRef ds:uri="http://schemas.microsoft.com/internal/obd"/>
   </ds:schemaRefs>
 </ds:datastoreItem>
+</file>
+
+<file path=customXml/itemProps4.xml><?xml version="1.0" encoding="utf-8"?>
+<ds:datastoreItem xmlns:ds="http://schemas.openxmlformats.org/officeDocument/2006/customXml" ds:itemID="{413A5662-96E9-4D8A-8C6E-9449458723C4}">
+  <ds:schemaRefs>
+    <ds:schemaRef ds:uri="http://schemas.openxmlformats.org/officeDocument/2006/bibliography"/>
+  </ds:schemaRefs>
+</ds:datastoreItem>
 </file>